--- a/ЛР Бидуля А.А. АСУбз-23-1.docx
+++ b/ЛР Бидуля А.А. АСУбз-23-1.docx
@@ -4,13 +4,1016 @@
   <w:body>
     <w:p>
       <w:pPr>
+        <w:pStyle w:val="af4"/>
         <w:jc w:val="center"/>
+      </w:pPr>
+      <w:r>
+        <w:t>Министерство образования и науки Российской Федерации</w:t>
+      </w:r>
+    </w:p>
+    <w:p>
+      <w:pPr>
+        <w:jc w:val="center"/>
+      </w:pPr>
+      <w:r>
+        <w:t xml:space="preserve">ИРКУТСКИЙ НАЦИОНАЛЬНЫЙ ИССЛЕДОВАТЕЛЬСКИЙ ТЕХНИЧЕСКИЙ УНИВЕРСИТЕТ  </w:t>
+      </w:r>
+    </w:p>
+    <w:p>
+      <w:pPr>
+        <w:jc w:val="center"/>
+      </w:pPr>
+      <w:r>
+        <w:t xml:space="preserve">Институт заочно-вечернего </w:t>
+      </w:r>
+      <w:r>
+        <w:rPr>
+          <w:color w:val="000000"/>
+        </w:rPr>
+        <w:t>обучения</w:t>
+      </w:r>
+    </w:p>
+    <w:p>
+      <w:pPr>
+        <w:spacing w:line="2400" w:lineRule="auto"/>
+        <w:jc w:val="center"/>
+      </w:pPr>
+      <w:r>
+        <w:t>Институт информационных технологий и анализа данных</w:t>
+      </w:r>
+    </w:p>
+    <w:p>
+      <w:pPr>
+        <w:jc w:val="center"/>
+      </w:pPr>
+      <w:r>
+        <w:t xml:space="preserve">ОТЧЕТ ПО ЛАБОРАТОРНОМУ </w:t>
+      </w:r>
+      <w:r>
+        <w:rPr>
+          <w:color w:val="000000"/>
+        </w:rPr>
+        <w:t>ПРАКТИКУМУ</w:t>
+      </w:r>
+    </w:p>
+    <w:p>
+      <w:pPr>
+        <w:jc w:val="center"/>
+      </w:pPr>
+      <w:r>
+        <w:t>по дисциплине:</w:t>
+      </w:r>
+    </w:p>
+    <w:tbl>
+      <w:tblPr>
+        <w:tblW w:w="0" w:type="auto"/>
+        <w:tblInd w:w="108" w:type="dxa"/>
+        <w:tblLayout w:type="fixed"/>
+        <w:tblLook w:val="04A0" w:firstRow="1" w:lastRow="0" w:firstColumn="1" w:lastColumn="0" w:noHBand="0" w:noVBand="1"/>
+      </w:tblPr>
+      <w:tblGrid>
+        <w:gridCol w:w="9530"/>
+      </w:tblGrid>
+      <w:tr>
+        <w:trPr>
+          <w:trHeight w:hRule="exact" w:val="284"/>
+        </w:trPr>
+        <w:tc>
+          <w:tcPr>
+            <w:tcW w:w="9530" w:type="dxa"/>
+            <w:tcMar>
+              <w:top w:w="0" w:type="dxa"/>
+              <w:left w:w="108" w:type="dxa"/>
+              <w:bottom w:w="0" w:type="dxa"/>
+              <w:right w:w="108" w:type="dxa"/>
+            </w:tcMar>
+          </w:tcPr>
+          <w:p>
+            <w:pPr>
+              <w:jc w:val="center"/>
+            </w:pPr>
+          </w:p>
+        </w:tc>
+      </w:tr>
+      <w:tr>
+        <w:trPr>
+          <w:trHeight w:hRule="exact" w:val="284"/>
+        </w:trPr>
+        <w:tc>
+          <w:tcPr>
+            <w:tcW w:w="9530" w:type="dxa"/>
+            <w:tcBorders>
+              <w:bottom w:val="single" w:sz="4" w:space="0" w:color="000000"/>
+            </w:tcBorders>
+            <w:tcMar>
+              <w:top w:w="0" w:type="dxa"/>
+              <w:left w:w="108" w:type="dxa"/>
+              <w:bottom w:w="0" w:type="dxa"/>
+              <w:right w:w="108" w:type="dxa"/>
+            </w:tcMar>
+          </w:tcPr>
+          <w:p>
+            <w:pPr>
+              <w:jc w:val="center"/>
+            </w:pPr>
+            <w:r>
+              <w:t>Объектно-ориентированное программирование</w:t>
+            </w:r>
+          </w:p>
+        </w:tc>
+      </w:tr>
+    </w:tbl>
+    <w:p>
+      <w:pPr>
+        <w:spacing w:line="3240" w:lineRule="auto"/>
+        <w:jc w:val="center"/>
+      </w:pPr>
+      <w:r>
+        <w:rPr>
+          <w:sz w:val="20"/>
+          <w:vertAlign w:val="superscript"/>
+        </w:rPr>
+        <w:t>наименование предмета</w:t>
+      </w:r>
+    </w:p>
+    <w:tbl>
+      <w:tblPr>
+        <w:tblW w:w="0" w:type="auto"/>
+        <w:tblInd w:w="-601" w:type="dxa"/>
+        <w:tblLayout w:type="fixed"/>
+        <w:tblLook w:val="04A0" w:firstRow="1" w:lastRow="0" w:firstColumn="1" w:lastColumn="0" w:noHBand="0" w:noVBand="1"/>
+      </w:tblPr>
+      <w:tblGrid>
+        <w:gridCol w:w="3471"/>
+        <w:gridCol w:w="2827"/>
+        <w:gridCol w:w="236"/>
+        <w:gridCol w:w="1158"/>
+        <w:gridCol w:w="236"/>
+        <w:gridCol w:w="2323"/>
+      </w:tblGrid>
+      <w:tr>
+        <w:trPr>
+          <w:trHeight w:hRule="exact" w:val="760"/>
+        </w:trPr>
+        <w:tc>
+          <w:tcPr>
+            <w:tcW w:w="3471" w:type="dxa"/>
+            <w:tcMar>
+              <w:top w:w="0" w:type="dxa"/>
+              <w:left w:w="108" w:type="dxa"/>
+              <w:bottom w:w="0" w:type="dxa"/>
+              <w:right w:w="108" w:type="dxa"/>
+            </w:tcMar>
+            <w:vAlign w:val="bottom"/>
+          </w:tcPr>
+          <w:p>
+            <w:pPr>
+              <w:jc w:val="center"/>
+            </w:pPr>
+            <w:r>
+              <w:t>Выполнил студент</w:t>
+            </w:r>
+          </w:p>
+        </w:tc>
+        <w:tc>
+          <w:tcPr>
+            <w:tcW w:w="2827" w:type="dxa"/>
+            <w:tcBorders>
+              <w:bottom w:val="single" w:sz="8" w:space="0" w:color="000000"/>
+            </w:tcBorders>
+            <w:tcMar>
+              <w:top w:w="0" w:type="dxa"/>
+              <w:left w:w="108" w:type="dxa"/>
+              <w:bottom w:w="0" w:type="dxa"/>
+              <w:right w:w="108" w:type="dxa"/>
+            </w:tcMar>
+            <w:vAlign w:val="bottom"/>
+          </w:tcPr>
+          <w:p>
+            <w:pPr>
+              <w:pStyle w:val="11"/>
+              <w:jc w:val="center"/>
+              <w:rPr>
+                <w:sz w:val="28"/>
+                <w:szCs w:val="28"/>
+              </w:rPr>
+            </w:pPr>
+            <w:r>
+              <w:rPr>
+                <w:sz w:val="28"/>
+                <w:szCs w:val="28"/>
+              </w:rPr>
+              <w:t>АСУбз-</w:t>
+            </w:r>
+            <w:r>
+              <w:rPr>
+                <w:sz w:val="28"/>
+                <w:szCs w:val="28"/>
+              </w:rPr>
+              <w:t>23</w:t>
+            </w:r>
+            <w:r>
+              <w:rPr>
+                <w:sz w:val="28"/>
+                <w:szCs w:val="28"/>
+              </w:rPr>
+              <w:t>-1</w:t>
+            </w:r>
+          </w:p>
+        </w:tc>
+        <w:tc>
+          <w:tcPr>
+            <w:tcW w:w="230" w:type="dxa"/>
+            <w:tcMar>
+              <w:top w:w="0" w:type="dxa"/>
+              <w:left w:w="108" w:type="dxa"/>
+              <w:bottom w:w="0" w:type="dxa"/>
+              <w:right w:w="108" w:type="dxa"/>
+            </w:tcMar>
+            <w:vAlign w:val="bottom"/>
+          </w:tcPr>
+          <w:p>
+            <w:pPr>
+              <w:jc w:val="center"/>
+              <w:rPr>
+                <w:b/>
+              </w:rPr>
+            </w:pPr>
+          </w:p>
+        </w:tc>
+        <w:tc>
+          <w:tcPr>
+            <w:tcW w:w="1158" w:type="dxa"/>
+            <w:tcBorders>
+              <w:bottom w:val="single" w:sz="8" w:space="0" w:color="000000"/>
+            </w:tcBorders>
+            <w:tcMar>
+              <w:top w:w="0" w:type="dxa"/>
+              <w:left w:w="108" w:type="dxa"/>
+              <w:bottom w:w="0" w:type="dxa"/>
+              <w:right w:w="108" w:type="dxa"/>
+            </w:tcMar>
+            <w:vAlign w:val="bottom"/>
+          </w:tcPr>
+          <w:p>
+            <w:pPr>
+              <w:jc w:val="center"/>
+              <w:rPr>
+                <w:b/>
+              </w:rPr>
+            </w:pPr>
+          </w:p>
+        </w:tc>
+        <w:tc>
+          <w:tcPr>
+            <w:tcW w:w="230" w:type="dxa"/>
+            <w:tcMar>
+              <w:top w:w="0" w:type="dxa"/>
+              <w:left w:w="108" w:type="dxa"/>
+              <w:bottom w:w="0" w:type="dxa"/>
+              <w:right w:w="108" w:type="dxa"/>
+            </w:tcMar>
+            <w:vAlign w:val="bottom"/>
+          </w:tcPr>
+          <w:p>
+            <w:pPr>
+              <w:pStyle w:val="11"/>
+              <w:jc w:val="center"/>
+            </w:pPr>
+          </w:p>
+        </w:tc>
+        <w:tc>
+          <w:tcPr>
+            <w:tcW w:w="2323" w:type="dxa"/>
+            <w:tcBorders>
+              <w:bottom w:val="single" w:sz="8" w:space="0" w:color="000000"/>
+            </w:tcBorders>
+            <w:tcMar>
+              <w:top w:w="0" w:type="dxa"/>
+              <w:left w:w="108" w:type="dxa"/>
+              <w:bottom w:w="0" w:type="dxa"/>
+              <w:right w:w="108" w:type="dxa"/>
+            </w:tcMar>
+            <w:vAlign w:val="bottom"/>
+          </w:tcPr>
+          <w:p>
+            <w:pPr>
+              <w:pStyle w:val="11"/>
+              <w:jc w:val="center"/>
+              <w:rPr>
+                <w:sz w:val="28"/>
+                <w:szCs w:val="28"/>
+              </w:rPr>
+            </w:pPr>
+            <w:proofErr w:type="spellStart"/>
+            <w:r>
+              <w:rPr>
+                <w:sz w:val="28"/>
+                <w:szCs w:val="28"/>
+              </w:rPr>
+              <w:t>Бидуля</w:t>
+            </w:r>
+            <w:proofErr w:type="spellEnd"/>
+            <w:r>
+              <w:rPr>
+                <w:sz w:val="28"/>
+                <w:szCs w:val="28"/>
+              </w:rPr>
+              <w:t xml:space="preserve"> А.А</w:t>
+            </w:r>
+          </w:p>
+        </w:tc>
+      </w:tr>
+      <w:tr>
+        <w:trPr>
+          <w:trHeight w:hRule="exact" w:val="340"/>
+        </w:trPr>
+        <w:tc>
+          <w:tcPr>
+            <w:tcW w:w="3471" w:type="dxa"/>
+            <w:tcMar>
+              <w:top w:w="0" w:type="dxa"/>
+              <w:left w:w="108" w:type="dxa"/>
+              <w:bottom w:w="0" w:type="dxa"/>
+              <w:right w:w="108" w:type="dxa"/>
+            </w:tcMar>
+            <w:vAlign w:val="center"/>
+          </w:tcPr>
+          <w:p>
+            <w:pPr>
+              <w:ind w:firstLine="284"/>
+              <w:jc w:val="center"/>
+              <w:rPr>
+                <w:vertAlign w:val="superscript"/>
+              </w:rPr>
+            </w:pPr>
+          </w:p>
+        </w:tc>
+        <w:tc>
+          <w:tcPr>
+            <w:tcW w:w="2827" w:type="dxa"/>
+            <w:tcBorders>
+              <w:top w:val="single" w:sz="8" w:space="0" w:color="000000"/>
+            </w:tcBorders>
+            <w:tcMar>
+              <w:top w:w="0" w:type="dxa"/>
+              <w:left w:w="108" w:type="dxa"/>
+              <w:bottom w:w="0" w:type="dxa"/>
+              <w:right w:w="108" w:type="dxa"/>
+            </w:tcMar>
+            <w:vAlign w:val="center"/>
+          </w:tcPr>
+          <w:p>
+            <w:pPr>
+              <w:ind w:firstLine="284"/>
+              <w:jc w:val="center"/>
+            </w:pPr>
+            <w:r>
+              <w:rPr>
+                <w:vertAlign w:val="superscript"/>
+              </w:rPr>
+              <w:t>шифр группы</w:t>
+            </w:r>
+          </w:p>
+        </w:tc>
+        <w:tc>
+          <w:tcPr>
+            <w:tcW w:w="230" w:type="dxa"/>
+            <w:tcMar>
+              <w:top w:w="0" w:type="dxa"/>
+              <w:left w:w="108" w:type="dxa"/>
+              <w:bottom w:w="0" w:type="dxa"/>
+              <w:right w:w="108" w:type="dxa"/>
+            </w:tcMar>
+            <w:vAlign w:val="center"/>
+          </w:tcPr>
+          <w:p>
+            <w:pPr>
+              <w:ind w:firstLine="284"/>
+              <w:jc w:val="center"/>
+              <w:rPr>
+                <w:vertAlign w:val="superscript"/>
+              </w:rPr>
+            </w:pPr>
+          </w:p>
+        </w:tc>
+        <w:tc>
+          <w:tcPr>
+            <w:tcW w:w="1158" w:type="dxa"/>
+            <w:tcBorders>
+              <w:top w:val="single" w:sz="8" w:space="0" w:color="000000"/>
+            </w:tcBorders>
+            <w:tcMar>
+              <w:top w:w="0" w:type="dxa"/>
+              <w:left w:w="108" w:type="dxa"/>
+              <w:bottom w:w="0" w:type="dxa"/>
+              <w:right w:w="108" w:type="dxa"/>
+            </w:tcMar>
+            <w:vAlign w:val="center"/>
+          </w:tcPr>
+          <w:p>
+            <w:pPr>
+              <w:ind w:firstLine="284"/>
+              <w:jc w:val="center"/>
+            </w:pPr>
+            <w:r>
+              <w:rPr>
+                <w:vertAlign w:val="superscript"/>
+              </w:rPr>
+              <w:t>подпись</w:t>
+            </w:r>
+          </w:p>
+        </w:tc>
+        <w:tc>
+          <w:tcPr>
+            <w:tcW w:w="230" w:type="dxa"/>
+            <w:tcMar>
+              <w:top w:w="0" w:type="dxa"/>
+              <w:left w:w="108" w:type="dxa"/>
+              <w:bottom w:w="0" w:type="dxa"/>
+              <w:right w:w="108" w:type="dxa"/>
+            </w:tcMar>
+            <w:vAlign w:val="center"/>
+          </w:tcPr>
+          <w:p>
+            <w:pPr>
+              <w:ind w:firstLine="284"/>
+              <w:jc w:val="center"/>
+              <w:rPr>
+                <w:vertAlign w:val="superscript"/>
+              </w:rPr>
+            </w:pPr>
+          </w:p>
+        </w:tc>
+        <w:tc>
+          <w:tcPr>
+            <w:tcW w:w="2323" w:type="dxa"/>
+            <w:tcBorders>
+              <w:top w:val="single" w:sz="8" w:space="0" w:color="000000"/>
+            </w:tcBorders>
+            <w:tcMar>
+              <w:top w:w="0" w:type="dxa"/>
+              <w:left w:w="108" w:type="dxa"/>
+              <w:bottom w:w="0" w:type="dxa"/>
+              <w:right w:w="108" w:type="dxa"/>
+            </w:tcMar>
+            <w:vAlign w:val="center"/>
+          </w:tcPr>
+          <w:p>
+            <w:pPr>
+              <w:ind w:firstLine="284"/>
+              <w:jc w:val="center"/>
+            </w:pPr>
+            <w:r>
+              <w:rPr>
+                <w:vertAlign w:val="superscript"/>
+              </w:rPr>
+              <w:t>Фамилия. И. О.</w:t>
+            </w:r>
+          </w:p>
+        </w:tc>
+      </w:tr>
+      <w:tr>
+        <w:trPr>
+          <w:trHeight w:hRule="exact" w:val="340"/>
+        </w:trPr>
+        <w:tc>
+          <w:tcPr>
+            <w:tcW w:w="3471" w:type="dxa"/>
+            <w:tcMar>
+              <w:top w:w="0" w:type="dxa"/>
+              <w:left w:w="108" w:type="dxa"/>
+              <w:bottom w:w="0" w:type="dxa"/>
+              <w:right w:w="108" w:type="dxa"/>
+            </w:tcMar>
+            <w:vAlign w:val="center"/>
+          </w:tcPr>
+          <w:p>
+            <w:pPr>
+              <w:ind w:firstLine="284"/>
+              <w:jc w:val="right"/>
+            </w:pPr>
+            <w:r>
+              <w:t>Проверил</w:t>
+            </w:r>
+          </w:p>
+        </w:tc>
+        <w:tc>
+          <w:tcPr>
+            <w:tcW w:w="2827" w:type="dxa"/>
+            <w:tcBorders>
+              <w:bottom w:val="single" w:sz="8" w:space="0" w:color="000000"/>
+            </w:tcBorders>
+            <w:tcMar>
+              <w:top w:w="0" w:type="dxa"/>
+              <w:left w:w="108" w:type="dxa"/>
+              <w:bottom w:w="0" w:type="dxa"/>
+              <w:right w:w="108" w:type="dxa"/>
+            </w:tcMar>
+            <w:vAlign w:val="center"/>
+          </w:tcPr>
+          <w:p>
+            <w:pPr>
+              <w:ind w:firstLine="284"/>
+              <w:jc w:val="center"/>
+            </w:pPr>
+            <w:r>
+              <w:t>доцент</w:t>
+            </w:r>
+          </w:p>
+        </w:tc>
+        <w:tc>
+          <w:tcPr>
+            <w:tcW w:w="230" w:type="dxa"/>
+            <w:tcMar>
+              <w:top w:w="0" w:type="dxa"/>
+              <w:left w:w="108" w:type="dxa"/>
+              <w:bottom w:w="0" w:type="dxa"/>
+              <w:right w:w="108" w:type="dxa"/>
+            </w:tcMar>
+            <w:vAlign w:val="center"/>
+          </w:tcPr>
+          <w:p>
+            <w:pPr>
+              <w:ind w:firstLine="284"/>
+              <w:jc w:val="center"/>
+            </w:pPr>
+          </w:p>
+        </w:tc>
+        <w:tc>
+          <w:tcPr>
+            <w:tcW w:w="1158" w:type="dxa"/>
+            <w:tcBorders>
+              <w:bottom w:val="single" w:sz="8" w:space="0" w:color="000000"/>
+            </w:tcBorders>
+            <w:tcMar>
+              <w:top w:w="0" w:type="dxa"/>
+              <w:left w:w="108" w:type="dxa"/>
+              <w:bottom w:w="0" w:type="dxa"/>
+              <w:right w:w="108" w:type="dxa"/>
+            </w:tcMar>
+            <w:vAlign w:val="center"/>
+          </w:tcPr>
+          <w:p>
+            <w:pPr>
+              <w:ind w:firstLine="284"/>
+              <w:jc w:val="center"/>
+            </w:pPr>
+          </w:p>
+        </w:tc>
+        <w:tc>
+          <w:tcPr>
+            <w:tcW w:w="230" w:type="dxa"/>
+            <w:tcMar>
+              <w:top w:w="0" w:type="dxa"/>
+              <w:left w:w="108" w:type="dxa"/>
+              <w:bottom w:w="0" w:type="dxa"/>
+              <w:right w:w="108" w:type="dxa"/>
+            </w:tcMar>
+            <w:vAlign w:val="center"/>
+          </w:tcPr>
+          <w:p>
+            <w:pPr>
+              <w:ind w:firstLine="284"/>
+              <w:jc w:val="center"/>
+            </w:pPr>
+          </w:p>
+        </w:tc>
+        <w:tc>
+          <w:tcPr>
+            <w:tcW w:w="2323" w:type="dxa"/>
+            <w:tcBorders>
+              <w:bottom w:val="single" w:sz="8" w:space="0" w:color="000000"/>
+            </w:tcBorders>
+            <w:tcMar>
+              <w:top w:w="0" w:type="dxa"/>
+              <w:left w:w="108" w:type="dxa"/>
+              <w:bottom w:w="0" w:type="dxa"/>
+              <w:right w:w="108" w:type="dxa"/>
+            </w:tcMar>
+            <w:vAlign w:val="center"/>
+          </w:tcPr>
+          <w:p>
+            <w:proofErr w:type="spellStart"/>
+            <w:r>
+              <w:t>Аршинский</w:t>
+            </w:r>
+            <w:proofErr w:type="spellEnd"/>
+            <w:r>
+              <w:t xml:space="preserve"> В.Л.</w:t>
+            </w:r>
+          </w:p>
+        </w:tc>
+      </w:tr>
+      <w:tr>
+        <w:trPr>
+          <w:trHeight w:hRule="exact" w:val="340"/>
+        </w:trPr>
+        <w:tc>
+          <w:tcPr>
+            <w:tcW w:w="3471" w:type="dxa"/>
+            <w:tcMar>
+              <w:top w:w="0" w:type="dxa"/>
+              <w:left w:w="108" w:type="dxa"/>
+              <w:bottom w:w="0" w:type="dxa"/>
+              <w:right w:w="108" w:type="dxa"/>
+            </w:tcMar>
+            <w:vAlign w:val="center"/>
+          </w:tcPr>
+          <w:p>
+            <w:pPr>
+              <w:ind w:firstLine="284"/>
+              <w:jc w:val="center"/>
+              <w:rPr>
+                <w:vertAlign w:val="superscript"/>
+              </w:rPr>
+            </w:pPr>
+          </w:p>
+        </w:tc>
+        <w:tc>
+          <w:tcPr>
+            <w:tcW w:w="2827" w:type="dxa"/>
+            <w:tcBorders>
+              <w:top w:val="single" w:sz="8" w:space="0" w:color="000000"/>
+            </w:tcBorders>
+            <w:tcMar>
+              <w:top w:w="0" w:type="dxa"/>
+              <w:left w:w="108" w:type="dxa"/>
+              <w:bottom w:w="0" w:type="dxa"/>
+              <w:right w:w="108" w:type="dxa"/>
+            </w:tcMar>
+            <w:vAlign w:val="center"/>
+          </w:tcPr>
+          <w:p>
+            <w:pPr>
+              <w:ind w:firstLine="284"/>
+              <w:jc w:val="center"/>
+            </w:pPr>
+            <w:r>
+              <w:rPr>
+                <w:vertAlign w:val="superscript"/>
+              </w:rPr>
+              <w:t>должность</w:t>
+            </w:r>
+          </w:p>
+        </w:tc>
+        <w:tc>
+          <w:tcPr>
+            <w:tcW w:w="230" w:type="dxa"/>
+            <w:tcMar>
+              <w:top w:w="0" w:type="dxa"/>
+              <w:left w:w="108" w:type="dxa"/>
+              <w:bottom w:w="0" w:type="dxa"/>
+              <w:right w:w="108" w:type="dxa"/>
+            </w:tcMar>
+            <w:vAlign w:val="center"/>
+          </w:tcPr>
+          <w:p>
+            <w:pPr>
+              <w:ind w:firstLine="284"/>
+              <w:jc w:val="center"/>
+              <w:rPr>
+                <w:vertAlign w:val="superscript"/>
+              </w:rPr>
+            </w:pPr>
+          </w:p>
+        </w:tc>
+        <w:tc>
+          <w:tcPr>
+            <w:tcW w:w="1158" w:type="dxa"/>
+            <w:tcBorders>
+              <w:top w:val="single" w:sz="8" w:space="0" w:color="000000"/>
+            </w:tcBorders>
+            <w:tcMar>
+              <w:top w:w="0" w:type="dxa"/>
+              <w:left w:w="108" w:type="dxa"/>
+              <w:bottom w:w="0" w:type="dxa"/>
+              <w:right w:w="108" w:type="dxa"/>
+            </w:tcMar>
+            <w:vAlign w:val="center"/>
+          </w:tcPr>
+          <w:p>
+            <w:pPr>
+              <w:ind w:firstLine="284"/>
+              <w:jc w:val="center"/>
+            </w:pPr>
+            <w:r>
+              <w:rPr>
+                <w:vertAlign w:val="superscript"/>
+              </w:rPr>
+              <w:t>подпись</w:t>
+            </w:r>
+          </w:p>
+        </w:tc>
+        <w:tc>
+          <w:tcPr>
+            <w:tcW w:w="230" w:type="dxa"/>
+            <w:tcMar>
+              <w:top w:w="0" w:type="dxa"/>
+              <w:left w:w="108" w:type="dxa"/>
+              <w:bottom w:w="0" w:type="dxa"/>
+              <w:right w:w="108" w:type="dxa"/>
+            </w:tcMar>
+            <w:vAlign w:val="center"/>
+          </w:tcPr>
+          <w:p>
+            <w:pPr>
+              <w:ind w:firstLine="284"/>
+              <w:jc w:val="center"/>
+              <w:rPr>
+                <w:vertAlign w:val="superscript"/>
+              </w:rPr>
+            </w:pPr>
+          </w:p>
+        </w:tc>
+        <w:tc>
+          <w:tcPr>
+            <w:tcW w:w="2323" w:type="dxa"/>
+            <w:tcBorders>
+              <w:top w:val="single" w:sz="8" w:space="0" w:color="000000"/>
+            </w:tcBorders>
+            <w:tcMar>
+              <w:top w:w="0" w:type="dxa"/>
+              <w:left w:w="108" w:type="dxa"/>
+              <w:bottom w:w="0" w:type="dxa"/>
+              <w:right w:w="108" w:type="dxa"/>
+            </w:tcMar>
+            <w:vAlign w:val="center"/>
+          </w:tcPr>
+          <w:p>
+            <w:pPr>
+              <w:ind w:firstLine="284"/>
+              <w:jc w:val="center"/>
+            </w:pPr>
+            <w:r>
+              <w:rPr>
+                <w:vertAlign w:val="superscript"/>
+              </w:rPr>
+              <w:t>Фамилия. И.О.</w:t>
+            </w:r>
+          </w:p>
+        </w:tc>
+      </w:tr>
+    </w:tbl>
+    <w:p>
+      <w:pPr>
+        <w:spacing w:line="1200" w:lineRule="auto"/>
+        <w:jc w:val="center"/>
+      </w:pPr>
+    </w:p>
+    <w:p>
+      <w:pPr>
+        <w:jc w:val="center"/>
+        <w:rPr>
+          <w:sz w:val="32"/>
+        </w:rPr>
+      </w:pPr>
+      <w:r>
+        <w:t>Иркутск 202</w:t>
+      </w:r>
+      <w:r>
+        <w:t>6</w:t>
+      </w:r>
+      <w:r>
+        <w:t xml:space="preserve"> г.</w:t>
+      </w:r>
+    </w:p>
+    <w:p>
+      <w:pPr>
+        <w:pStyle w:val="11"/>
+        <w:rPr>
+          <w:b/>
+          <w:bCs/>
+          <w:sz w:val="28"/>
+          <w:szCs w:val="28"/>
+        </w:rPr>
+      </w:pPr>
+      <w:r>
+        <w:rPr>
+          <w:b/>
+          <w:bCs/>
+          <w:sz w:val="28"/>
+          <w:szCs w:val="28"/>
+        </w:rPr>
+        <w:lastRenderedPageBreak/>
+        <w:t>Описание задания</w:t>
+      </w:r>
+    </w:p>
+    <w:p>
+      <w:pPr>
+        <w:ind w:firstLine="851"/>
+        <w:jc w:val="both"/>
+      </w:pPr>
+      <w:r>
+        <w:t xml:space="preserve">Провести объектную декомпозицию задачи из индивидуального задания и разработать классы, содержащие соответствующие поля для хранения необходимых данных и методы, обеспечивающие достаточную для решения задачи функциональность класса. Создание объекта </w:t>
+      </w:r>
+      <w:proofErr w:type="gramStart"/>
+      <w:r>
+        <w:t>класса</w:t>
+      </w:r>
+      <w:proofErr w:type="gramEnd"/>
+      <w:r>
+        <w:t xml:space="preserve"> решающего задание и вызов его методов должны осуществляться из главного класса. </w:t>
+      </w:r>
+    </w:p>
+    <w:p>
+      <w:pPr>
+        <w:ind w:firstLine="851"/>
+        <w:jc w:val="both"/>
+        <w:rPr>
+          <w:lang w:val="en-US"/>
+        </w:rPr>
+      </w:pPr>
+      <w:r>
+        <w:t>Индивидуальное задание, вариант №2</w:t>
+      </w:r>
+      <w:r>
+        <w:rPr>
+          <w:lang w:val="en-US"/>
+        </w:rPr>
+        <w:t>:</w:t>
+      </w:r>
+    </w:p>
+    <w:p>
+      <w:pPr>
+        <w:ind w:firstLine="851"/>
+        <w:jc w:val="both"/>
+        <w:rPr>
+          <w:lang w:val="en-US"/>
+        </w:rPr>
+      </w:pPr>
+      <w:r>
+        <w:t>Выполнить сложение двух целочисленных матриц, одинаковой размерности.</w:t>
+      </w:r>
+    </w:p>
+    <w:p>
+      <w:pPr>
+        <w:ind w:firstLine="851"/>
+        <w:jc w:val="both"/>
+      </w:pPr>
+      <w:r>
+        <w:t xml:space="preserve">Для выполнения задания был выделен класс </w:t>
+      </w:r>
+      <w:r>
+        <w:rPr>
+          <w:lang w:val="en-US"/>
+        </w:rPr>
+        <w:t>Matrix</w:t>
+      </w:r>
+      <w:r>
+        <w:t xml:space="preserve"> он включает в себя</w:t>
+      </w:r>
+      <w:r>
+        <w:t>:</w:t>
+      </w:r>
+    </w:p>
+    <w:p>
+      <w:pPr>
+        <w:jc w:val="both"/>
+      </w:pPr>
+      <w:r>
+        <w:t>Конструктор для инициализации данных.</w:t>
+      </w:r>
+    </w:p>
+    <w:p>
+      <w:pPr>
+        <w:jc w:val="both"/>
+      </w:pPr>
+      <w:r>
+        <w:t>Поля</w:t>
+      </w:r>
+      <w:r>
+        <w:t>:</w:t>
+      </w:r>
+    </w:p>
+    <w:p>
+      <w:pPr>
+        <w:pStyle w:val="a7"/>
+        <w:numPr>
+          <w:ilvl w:val="0"/>
+          <w:numId w:val="3"/>
+        </w:numPr>
+        <w:jc w:val="both"/>
+      </w:pPr>
+      <w:proofErr w:type="gramStart"/>
+      <w:r>
+        <w:rPr>
+          <w:lang w:val="en-US"/>
+        </w:rPr>
+        <w:t>Data</w:t>
+      </w:r>
+      <w:r>
+        <w:t>[][</w:t>
+      </w:r>
+      <w:proofErr w:type="gramEnd"/>
+      <w:r>
+        <w:t xml:space="preserve">] – </w:t>
+      </w:r>
+      <w:r>
+        <w:t>поле для хранения матрицы</w:t>
+      </w:r>
+    </w:p>
+    <w:p>
+      <w:pPr>
+        <w:pStyle w:val="a7"/>
+        <w:numPr>
+          <w:ilvl w:val="0"/>
+          <w:numId w:val="3"/>
+        </w:numPr>
+        <w:jc w:val="both"/>
+        <w:rPr>
+          <w:lang w:val="en-US"/>
+        </w:rPr>
+      </w:pPr>
+      <w:r>
+        <w:rPr>
+          <w:lang w:val="en-US"/>
+        </w:rPr>
+        <w:t>Cols</w:t>
+      </w:r>
+      <w:r>
+        <w:t xml:space="preserve"> – количество столбцов матрицы</w:t>
+      </w:r>
+    </w:p>
+    <w:p>
+      <w:pPr>
+        <w:pStyle w:val="a7"/>
+        <w:numPr>
+          <w:ilvl w:val="0"/>
+          <w:numId w:val="3"/>
+        </w:numPr>
+        <w:jc w:val="both"/>
+        <w:rPr>
+          <w:lang w:val="en-US"/>
+        </w:rPr>
+      </w:pPr>
+      <w:r>
+        <w:rPr>
+          <w:lang w:val="en-US"/>
+        </w:rPr>
+        <w:t>Rows</w:t>
+      </w:r>
+      <w:r>
+        <w:t xml:space="preserve"> - </w:t>
+      </w:r>
+      <w:r>
+        <w:t xml:space="preserve">количество </w:t>
+      </w:r>
+      <w:r>
+        <w:t>строк</w:t>
+      </w:r>
+      <w:r>
+        <w:t xml:space="preserve"> матрицы</w:t>
+      </w:r>
+    </w:p>
+    <w:p>
+      <w:pPr>
+        <w:jc w:val="both"/>
+      </w:pPr>
+      <w:r>
+        <w:t xml:space="preserve">Для решения задачи была создана функция </w:t>
+      </w:r>
+      <w:r>
+        <w:rPr>
+          <w:lang w:val="en-US"/>
+        </w:rPr>
+        <w:t>add</w:t>
+      </w:r>
+      <w:r>
+        <w:t xml:space="preserve"> которая складывает две матрицы.</w:t>
+      </w:r>
+    </w:p>
+    <w:p>
+      <w:pPr>
+        <w:jc w:val="both"/>
+      </w:pPr>
+      <w:r>
+        <w:t xml:space="preserve">Также была создана функция </w:t>
+      </w:r>
+      <w:proofErr w:type="spellStart"/>
+      <w:r>
+        <w:rPr>
+          <w:lang w:val="en-US"/>
+        </w:rPr>
+        <w:t>toString</w:t>
+      </w:r>
+      <w:proofErr w:type="spellEnd"/>
+      <w:r>
+        <w:t xml:space="preserve"> </w:t>
+      </w:r>
+      <w:r>
+        <w:t>для вывода значений матриц и результата в приемлемый вид в консоли.</w:t>
+      </w:r>
+    </w:p>
+    <w:p>
+      <w:pPr>
+        <w:spacing w:after="160" w:line="259" w:lineRule="auto"/>
+        <w:ind w:firstLine="708"/>
         <w:rPr>
           <w:rFonts w:cs="Times New Roman"/>
           <w:b/>
           <w:bCs/>
-          <w:sz w:val="24"/>
-          <w:szCs w:val="24"/>
+          <w:szCs w:val="28"/>
         </w:rPr>
       </w:pPr>
       <w:r>
@@ -18,594 +1021,14 @@
           <w:rFonts w:cs="Times New Roman"/>
           <w:b/>
           <w:bCs/>
-          <w:sz w:val="24"/>
-          <w:szCs w:val="24"/>
-        </w:rPr>
-        <w:t>Министерство науки и образования Российской Федерации</w:t>
+          <w:szCs w:val="28"/>
+        </w:rPr>
+        <w:t>Программный код</w:t>
       </w:r>
     </w:p>
     <w:p>
       <w:pPr>
-        <w:jc w:val="center"/>
-        <w:rPr>
-          <w:rFonts w:cs="Times New Roman"/>
-          <w:b/>
-          <w:bCs/>
-          <w:sz w:val="24"/>
-          <w:szCs w:val="24"/>
-        </w:rPr>
-      </w:pPr>
-    </w:p>
-    <w:p>
-      <w:pPr>
-        <w:jc w:val="center"/>
-        <w:rPr>
-          <w:rFonts w:cs="Times New Roman"/>
-          <w:b/>
-          <w:bCs/>
-          <w:sz w:val="24"/>
-          <w:szCs w:val="24"/>
-        </w:rPr>
-      </w:pPr>
-      <w:r>
-        <w:rPr>
-          <w:rFonts w:cs="Times New Roman"/>
-          <w:b/>
-          <w:bCs/>
-          <w:sz w:val="24"/>
-          <w:szCs w:val="24"/>
-        </w:rPr>
-        <w:t>ИРКУТСКИЙ НАЦИОНАЛЬНЫЙ ИССЛЕДОВАТЕЛЬСКИЙ ТЕХНИЧЕСКИЙ УНИВЕРСИТЕТ</w:t>
-      </w:r>
-    </w:p>
-    <w:p>
-      <w:pPr>
-        <w:jc w:val="center"/>
-        <w:rPr>
-          <w:rFonts w:cs="Times New Roman"/>
-          <w:b/>
-          <w:bCs/>
-          <w:sz w:val="24"/>
-          <w:szCs w:val="24"/>
-        </w:rPr>
-      </w:pPr>
-    </w:p>
-    <w:p>
-      <w:pPr>
-        <w:jc w:val="center"/>
-        <w:rPr>
-          <w:rFonts w:cs="Times New Roman"/>
-          <w:b/>
-          <w:bCs/>
-          <w:sz w:val="24"/>
-          <w:szCs w:val="24"/>
-        </w:rPr>
-      </w:pPr>
-      <w:r>
-        <w:rPr>
-          <w:rFonts w:cs="Times New Roman"/>
-          <w:b/>
-          <w:bCs/>
-          <w:sz w:val="24"/>
-          <w:szCs w:val="24"/>
-        </w:rPr>
-        <w:t>Институт Заочно-вечернего обучения</w:t>
-      </w:r>
-    </w:p>
-    <w:p>
-      <w:pPr>
-        <w:rPr>
-          <w:rFonts w:cs="Times New Roman"/>
-          <w:b/>
-          <w:bCs/>
-          <w:sz w:val="24"/>
-          <w:szCs w:val="24"/>
-        </w:rPr>
-      </w:pPr>
-    </w:p>
-    <w:p>
-      <w:pPr>
-        <w:rPr>
-          <w:rFonts w:cs="Times New Roman"/>
-          <w:sz w:val="24"/>
-          <w:szCs w:val="24"/>
-        </w:rPr>
-      </w:pPr>
-    </w:p>
-    <w:p>
-      <w:pPr>
-        <w:jc w:val="center"/>
-        <w:rPr>
-          <w:rFonts w:cs="Times New Roman"/>
-          <w:b/>
-          <w:sz w:val="24"/>
-          <w:szCs w:val="24"/>
-        </w:rPr>
-      </w:pPr>
-      <w:r>
-        <w:rPr>
-          <w:rFonts w:cs="Times New Roman"/>
-          <w:b/>
-          <w:sz w:val="24"/>
-          <w:szCs w:val="24"/>
-        </w:rPr>
-        <w:t>Лабораторная работа</w:t>
-      </w:r>
-    </w:p>
-    <w:p>
-      <w:pPr>
-        <w:jc w:val="center"/>
-        <w:rPr>
-          <w:rFonts w:cs="Times New Roman"/>
-          <w:sz w:val="24"/>
-          <w:szCs w:val="24"/>
-        </w:rPr>
-      </w:pPr>
-      <w:r>
-        <w:rPr>
-          <w:rFonts w:cs="Times New Roman"/>
-          <w:sz w:val="24"/>
-          <w:szCs w:val="24"/>
-        </w:rPr>
-        <w:t xml:space="preserve">по </w:t>
-      </w:r>
-      <w:r>
-        <w:rPr>
-          <w:rFonts w:cs="Times New Roman"/>
-          <w:sz w:val="24"/>
-          <w:szCs w:val="24"/>
-        </w:rPr>
-        <w:t>Объектно-ориентированное программирование</w:t>
-      </w:r>
-    </w:p>
-    <w:p>
-      <w:pPr>
-        <w:jc w:val="center"/>
-        <w:rPr>
-          <w:rFonts w:cs="Times New Roman"/>
-        </w:rPr>
-      </w:pPr>
-    </w:p>
-    <w:p>
-      <w:pPr>
-        <w:rPr>
-          <w:rFonts w:cs="Times New Roman"/>
-        </w:rPr>
-      </w:pPr>
-      <w:r>
-        <w:rPr>
-          <w:rFonts w:cs="Times New Roman"/>
-        </w:rPr>
-        <w:t xml:space="preserve"> </w:t>
-      </w:r>
-    </w:p>
-    <w:p>
-      <w:pPr>
-        <w:rPr>
-          <w:rFonts w:cs="Times New Roman"/>
-        </w:rPr>
-      </w:pPr>
-      <w:r>
-        <w:rPr>
-          <w:rFonts w:cs="Times New Roman"/>
-        </w:rPr>
-        <w:t xml:space="preserve"> </w:t>
-      </w:r>
-    </w:p>
-    <w:p>
-      <w:pPr>
-        <w:rPr>
-          <w:rFonts w:cs="Times New Roman"/>
-        </w:rPr>
-      </w:pPr>
-      <w:r>
-        <w:rPr>
-          <w:rFonts w:cs="Times New Roman"/>
-        </w:rPr>
-        <w:t xml:space="preserve"> </w:t>
-      </w:r>
-    </w:p>
-    <w:p>
-      <w:pPr>
-        <w:rPr>
-          <w:rFonts w:cs="Times New Roman"/>
-        </w:rPr>
-      </w:pPr>
-      <w:r>
-        <w:rPr>
-          <w:rFonts w:cs="Times New Roman"/>
-        </w:rPr>
-        <w:t xml:space="preserve"> </w:t>
-      </w:r>
-    </w:p>
-    <w:p>
-      <w:pPr>
-        <w:pStyle w:val="11"/>
-      </w:pPr>
-      <w:r>
-        <w:t xml:space="preserve">Выполнил: </w:t>
-      </w:r>
-    </w:p>
-    <w:p>
-      <w:pPr>
-        <w:rPr>
-          <w:rFonts w:cs="Times New Roman"/>
-          <w:sz w:val="24"/>
-          <w:szCs w:val="24"/>
-        </w:rPr>
-      </w:pPr>
-      <w:r>
-        <w:rPr>
-          <w:rFonts w:cs="Times New Roman"/>
-          <w:sz w:val="24"/>
-          <w:szCs w:val="24"/>
-        </w:rPr>
-        <w:t xml:space="preserve">студент группы </w:t>
-      </w:r>
-      <w:proofErr w:type="spellStart"/>
-      <w:r>
-        <w:rPr>
-          <w:rFonts w:cs="Times New Roman"/>
-          <w:sz w:val="24"/>
-          <w:szCs w:val="24"/>
-        </w:rPr>
-        <w:t>АСУбз</w:t>
-      </w:r>
-      <w:proofErr w:type="spellEnd"/>
-      <w:r>
-        <w:rPr>
-          <w:rFonts w:cs="Times New Roman"/>
-          <w:sz w:val="24"/>
-          <w:szCs w:val="24"/>
-        </w:rPr>
-        <w:t xml:space="preserve"> 23-1                                    </w:t>
-      </w:r>
-      <w:r>
-        <w:rPr>
-          <w:rFonts w:cs="Times New Roman"/>
-          <w:sz w:val="24"/>
-          <w:szCs w:val="24"/>
-        </w:rPr>
-        <w:t xml:space="preserve">                                </w:t>
-      </w:r>
-      <w:r>
-        <w:rPr>
-          <w:rFonts w:cs="Times New Roman"/>
-          <w:sz w:val="24"/>
-          <w:szCs w:val="24"/>
-        </w:rPr>
-        <w:t>_________</w:t>
-      </w:r>
-      <w:proofErr w:type="spellStart"/>
-      <w:r>
-        <w:rPr>
-          <w:rFonts w:cs="Times New Roman"/>
-          <w:sz w:val="24"/>
-          <w:szCs w:val="24"/>
-        </w:rPr>
-        <w:t>А</w:t>
-      </w:r>
-      <w:r>
-        <w:rPr>
-          <w:rFonts w:cs="Times New Roman"/>
-          <w:sz w:val="24"/>
-          <w:szCs w:val="24"/>
-        </w:rPr>
-        <w:t>.</w:t>
-      </w:r>
-      <w:r>
-        <w:rPr>
-          <w:rFonts w:cs="Times New Roman"/>
-          <w:sz w:val="24"/>
-          <w:szCs w:val="24"/>
-        </w:rPr>
-        <w:t>А</w:t>
-      </w:r>
-      <w:r>
-        <w:rPr>
-          <w:rFonts w:cs="Times New Roman"/>
-          <w:sz w:val="24"/>
-          <w:szCs w:val="24"/>
-        </w:rPr>
-        <w:t>.</w:t>
-      </w:r>
-      <w:r>
-        <w:rPr>
-          <w:rFonts w:cs="Times New Roman"/>
-          <w:sz w:val="24"/>
-          <w:szCs w:val="24"/>
-        </w:rPr>
-        <w:t>Бидуля</w:t>
-      </w:r>
-      <w:proofErr w:type="spellEnd"/>
-    </w:p>
-    <w:p>
-      <w:pPr>
-        <w:rPr>
-          <w:rFonts w:cs="Times New Roman"/>
-          <w:sz w:val="24"/>
-          <w:szCs w:val="24"/>
-        </w:rPr>
-      </w:pPr>
-      <w:r>
-        <w:rPr>
-          <w:rFonts w:cs="Times New Roman"/>
-          <w:sz w:val="24"/>
-          <w:szCs w:val="24"/>
-        </w:rPr>
-        <w:t xml:space="preserve">                         </w:t>
-      </w:r>
-    </w:p>
-    <w:p>
-      <w:pPr>
-        <w:rPr>
-          <w:rFonts w:cs="Times New Roman"/>
-          <w:sz w:val="24"/>
-          <w:szCs w:val="24"/>
-        </w:rPr>
-      </w:pPr>
-      <w:r>
-        <w:rPr>
-          <w:rFonts w:cs="Times New Roman"/>
-          <w:sz w:val="24"/>
-          <w:szCs w:val="24"/>
-        </w:rPr>
-        <w:t>Проверил</w:t>
-      </w:r>
-      <w:r>
-        <w:rPr>
-          <w:rFonts w:cs="Times New Roman"/>
-          <w:sz w:val="24"/>
-          <w:szCs w:val="24"/>
-        </w:rPr>
-        <w:t xml:space="preserve">: </w:t>
-      </w:r>
-    </w:p>
-    <w:p>
-      <w:pPr>
-        <w:rPr>
-          <w:rFonts w:cs="Times New Roman"/>
-          <w:sz w:val="24"/>
-          <w:szCs w:val="24"/>
-        </w:rPr>
-      </w:pPr>
-      <w:proofErr w:type="spellStart"/>
-      <w:r>
-        <w:rPr>
-          <w:rFonts w:cs="Times New Roman"/>
-          <w:sz w:val="24"/>
-          <w:szCs w:val="24"/>
-        </w:rPr>
-        <w:t>Преподователь</w:t>
-      </w:r>
-      <w:proofErr w:type="spellEnd"/>
-      <w:r>
-        <w:rPr>
-          <w:rFonts w:cs="Times New Roman"/>
-          <w:sz w:val="24"/>
-          <w:szCs w:val="24"/>
-        </w:rPr>
-        <w:t xml:space="preserve">                              </w:t>
-      </w:r>
-      <w:r>
-        <w:rPr>
-          <w:rFonts w:cs="Times New Roman"/>
-          <w:sz w:val="24"/>
-          <w:szCs w:val="24"/>
-        </w:rPr>
-        <w:t xml:space="preserve">     </w:t>
-      </w:r>
-      <w:r>
-        <w:rPr>
-          <w:rFonts w:cs="Times New Roman"/>
-          <w:sz w:val="24"/>
-          <w:szCs w:val="24"/>
-        </w:rPr>
-        <w:t xml:space="preserve">                     </w:t>
-      </w:r>
-      <w:r>
-        <w:rPr>
-          <w:rFonts w:cs="Times New Roman"/>
-          <w:sz w:val="24"/>
-          <w:szCs w:val="24"/>
-        </w:rPr>
-        <w:t xml:space="preserve">                 </w:t>
-      </w:r>
-      <w:r>
-        <w:rPr>
-          <w:rFonts w:cs="Times New Roman"/>
-          <w:sz w:val="24"/>
-          <w:szCs w:val="24"/>
-        </w:rPr>
-        <w:t xml:space="preserve">      </w:t>
-      </w:r>
-      <w:r>
-        <w:rPr>
-          <w:rFonts w:cs="Times New Roman"/>
-          <w:sz w:val="24"/>
-          <w:szCs w:val="24"/>
-        </w:rPr>
-        <w:t xml:space="preserve">    </w:t>
-      </w:r>
-      <w:r>
-        <w:rPr>
-          <w:rFonts w:cs="Times New Roman"/>
-          <w:sz w:val="24"/>
-          <w:szCs w:val="24"/>
-        </w:rPr>
-        <w:t>_________</w:t>
-      </w:r>
-      <w:proofErr w:type="spellStart"/>
-      <w:r>
-        <w:rPr>
-          <w:rFonts w:cs="Times New Roman"/>
-          <w:sz w:val="24"/>
-          <w:szCs w:val="24"/>
-        </w:rPr>
-        <w:t>В</w:t>
-      </w:r>
-      <w:r>
-        <w:rPr>
-          <w:rFonts w:cs="Times New Roman"/>
-          <w:sz w:val="24"/>
-          <w:szCs w:val="24"/>
-        </w:rPr>
-        <w:t>.</w:t>
-      </w:r>
-      <w:r>
-        <w:rPr>
-          <w:rFonts w:cs="Times New Roman"/>
-          <w:sz w:val="24"/>
-          <w:szCs w:val="24"/>
-        </w:rPr>
-        <w:t>Л</w:t>
-      </w:r>
-      <w:r>
-        <w:rPr>
-          <w:rFonts w:cs="Times New Roman"/>
-          <w:sz w:val="24"/>
-          <w:szCs w:val="24"/>
-        </w:rPr>
-        <w:t>.</w:t>
-      </w:r>
-      <w:r>
-        <w:rPr>
-          <w:rFonts w:cs="Times New Roman"/>
-          <w:sz w:val="24"/>
-          <w:szCs w:val="24"/>
-        </w:rPr>
-        <w:t>А</w:t>
-      </w:r>
-      <w:r>
-        <w:rPr>
-          <w:rFonts w:cs="Times New Roman"/>
-          <w:sz w:val="24"/>
-          <w:szCs w:val="24"/>
-        </w:rPr>
-        <w:t>ршинский</w:t>
-      </w:r>
-      <w:proofErr w:type="spellEnd"/>
-    </w:p>
-    <w:p>
-      <w:pPr>
-        <w:rPr>
-          <w:rFonts w:cs="Times New Roman"/>
-          <w:sz w:val="24"/>
-          <w:szCs w:val="24"/>
-        </w:rPr>
-      </w:pPr>
-      <w:r>
-        <w:rPr>
-          <w:rFonts w:cs="Times New Roman"/>
-          <w:sz w:val="24"/>
-          <w:szCs w:val="24"/>
-        </w:rPr>
-        <w:t xml:space="preserve"> </w:t>
-      </w:r>
-    </w:p>
-    <w:p>
-      <w:pPr>
-        <w:rPr>
-          <w:rFonts w:cs="Times New Roman"/>
-        </w:rPr>
-      </w:pPr>
-    </w:p>
-    <w:p>
-      <w:pPr>
-        <w:rPr>
-          <w:rFonts w:cs="Times New Roman"/>
-        </w:rPr>
-      </w:pPr>
-      <w:r>
-        <w:rPr>
-          <w:rFonts w:cs="Times New Roman"/>
-        </w:rPr>
-        <w:t xml:space="preserve"> </w:t>
-      </w:r>
-    </w:p>
-    <w:p>
-      <w:pPr>
-        <w:jc w:val="center"/>
-        <w:rPr>
-          <w:rFonts w:cs="Times New Roman"/>
-        </w:rPr>
-      </w:pPr>
-    </w:p>
-    <w:p>
-      <w:pPr>
-        <w:jc w:val="center"/>
-        <w:rPr>
-          <w:rFonts w:cs="Times New Roman"/>
-        </w:rPr>
-      </w:pPr>
-    </w:p>
-    <w:p>
-      <w:pPr>
-        <w:jc w:val="center"/>
-        <w:rPr>
-          <w:rFonts w:cs="Times New Roman"/>
-        </w:rPr>
-      </w:pPr>
-    </w:p>
-    <w:p>
-      <w:pPr>
-        <w:jc w:val="center"/>
-        <w:rPr>
-          <w:rFonts w:cs="Times New Roman"/>
-        </w:rPr>
-      </w:pPr>
-    </w:p>
-    <w:p>
-      <w:pPr>
-        <w:jc w:val="center"/>
-        <w:rPr>
-          <w:rFonts w:cs="Times New Roman"/>
-          <w:b/>
-          <w:bCs/>
-          <w:sz w:val="24"/>
-          <w:szCs w:val="24"/>
-        </w:rPr>
-      </w:pPr>
-      <w:r>
-        <w:rPr>
-          <w:rFonts w:cs="Times New Roman"/>
-          <w:b/>
-          <w:bCs/>
-          <w:sz w:val="24"/>
-          <w:szCs w:val="24"/>
-        </w:rPr>
-        <w:t>Иркутск 202</w:t>
-      </w:r>
-      <w:r>
-        <w:rPr>
-          <w:rFonts w:cs="Times New Roman"/>
-          <w:b/>
-          <w:bCs/>
-          <w:sz w:val="24"/>
-          <w:szCs w:val="24"/>
-        </w:rPr>
-        <w:t>6</w:t>
-      </w:r>
-    </w:p>
-    <w:p>
-      <w:pPr>
-        <w:jc w:val="center"/>
-        <w:rPr>
-          <w:rFonts w:cs="Times New Roman"/>
-          <w:szCs w:val="28"/>
-        </w:rPr>
-      </w:pPr>
-      <w:r>
-        <w:rPr>
-          <w:rFonts w:cs="Times New Roman"/>
-          <w:szCs w:val="28"/>
-        </w:rPr>
-        <w:lastRenderedPageBreak/>
-        <w:t>Ход работы</w:t>
-      </w:r>
-    </w:p>
-    <w:p>
-      <w:pPr>
+        <w:ind w:left="360"/>
         <w:rPr>
           <w:rFonts w:cs="Times New Roman"/>
           <w:szCs w:val="28"/>
@@ -617,59 +1040,24 @@
           <w:rFonts w:cs="Times New Roman"/>
           <w:szCs w:val="28"/>
         </w:rPr>
-        <w:t>Задание</w:t>
-      </w:r>
-      <w:r>
-        <w:rPr>
-          <w:rFonts w:cs="Times New Roman"/>
-          <w:szCs w:val="28"/>
-        </w:rPr>
-        <w:t>:</w:t>
-      </w:r>
-    </w:p>
-    <w:p>
-      <w:pPr>
-        <w:rPr>
-          <w:rFonts w:cs="Times New Roman"/>
-          <w:szCs w:val="28"/>
-        </w:rPr>
-      </w:pPr>
-      <w:r>
-        <w:rPr>
-          <w:rFonts w:cs="Times New Roman"/>
-          <w:szCs w:val="28"/>
-        </w:rPr>
-        <w:t>Выполнить сложение двух целочисленных матриц, одинаковой размерности.</w:t>
-      </w:r>
-    </w:p>
-    <w:p>
-      <w:pPr>
+        <w:t xml:space="preserve">Программный код, решающий индивидуальное задание размещен на сервисе </w:t>
+      </w:r>
+      <w:proofErr w:type="spellStart"/>
+      <w:r>
         <w:rPr>
           <w:rFonts w:cs="Times New Roman"/>
           <w:szCs w:val="28"/>
           <w:lang w:val="en-US"/>
         </w:rPr>
-      </w:pPr>
+        <w:t>replit</w:t>
+      </w:r>
+      <w:proofErr w:type="spellEnd"/>
       <w:r>
         <w:rPr>
           <w:rFonts w:cs="Times New Roman"/>
           <w:szCs w:val="28"/>
         </w:rPr>
-        <w:t>О</w:t>
-      </w:r>
-      <w:r>
-        <w:rPr>
-          <w:rFonts w:cs="Times New Roman"/>
-          <w:szCs w:val="28"/>
-        </w:rPr>
-        <w:t>бъектно-ориентированную декомпозици</w:t>
-      </w:r>
-      <w:r>
-        <w:rPr>
-          <w:rFonts w:cs="Times New Roman"/>
-          <w:szCs w:val="28"/>
-        </w:rPr>
-        <w:t>я</w:t>
+        <w:t>.</w:t>
       </w:r>
       <w:r>
         <w:rPr>
@@ -677,11 +1065,33 @@
           <w:szCs w:val="28"/>
           <w:lang w:val="en-US"/>
         </w:rPr>
+        <w:t>com</w:t>
+      </w:r>
+      <w:r>
+        <w:rPr>
+          <w:rFonts w:cs="Times New Roman"/>
+          <w:szCs w:val="28"/>
+        </w:rPr>
+        <w:t>.</w:t>
+      </w:r>
+      <w:r>
+        <w:rPr>
+          <w:rFonts w:cs="Times New Roman"/>
+          <w:szCs w:val="28"/>
+        </w:rPr>
+        <w:t xml:space="preserve"> Ссылка</w:t>
+      </w:r>
+      <w:r>
+        <w:rPr>
+          <w:rFonts w:cs="Times New Roman"/>
+          <w:szCs w:val="28"/>
+        </w:rPr>
         <w:t>:</w:t>
       </w:r>
     </w:p>
     <w:p>
       <w:pPr>
+        <w:ind w:left="360"/>
         <w:rPr>
           <w:rFonts w:cs="Times New Roman"/>
           <w:szCs w:val="28"/>
@@ -692,84 +1102,69 @@
           <w:rFonts w:cs="Times New Roman"/>
           <w:szCs w:val="28"/>
         </w:rPr>
-        <w:t>Для данного задания можно выделить класс матриц, в которые будут вносится данные и в том же классе будут проводится операции.</w:t>
-      </w:r>
-    </w:p>
-    <w:p>
-      <w:pPr>
-        <w:rPr>
-          <w:rFonts w:cs="Times New Roman"/>
-          <w:szCs w:val="28"/>
-        </w:rPr>
-      </w:pPr>
-      <w:r>
-        <w:rPr>
-          <w:rFonts w:cs="Times New Roman"/>
-          <w:szCs w:val="28"/>
-        </w:rPr>
-        <w:t xml:space="preserve">Сами входные данные вносятся через метод </w:t>
-      </w:r>
+        <w:t xml:space="preserve">Также размещен на </w:t>
+      </w:r>
+      <w:proofErr w:type="spellStart"/>
       <w:r>
         <w:rPr>
           <w:rFonts w:cs="Times New Roman"/>
           <w:szCs w:val="28"/>
           <w:lang w:val="en-US"/>
         </w:rPr>
-        <w:t>main</w:t>
-      </w:r>
+        <w:t>github</w:t>
+      </w:r>
+      <w:proofErr w:type="spellEnd"/>
       <w:r>
         <w:rPr>
           <w:rFonts w:cs="Times New Roman"/>
           <w:szCs w:val="28"/>
         </w:rPr>
-        <w:t xml:space="preserve"> и передаются в объекты </w:t>
-      </w:r>
-      <w:r>
-        <w:rPr>
-          <w:rFonts w:cs="Times New Roman"/>
-          <w:szCs w:val="28"/>
-        </w:rPr>
-        <w:t>через конструктора</w:t>
-      </w:r>
-      <w:r>
-        <w:rPr>
-          <w:rFonts w:cs="Times New Roman"/>
-          <w:szCs w:val="28"/>
-        </w:rPr>
         <w:t>.</w:t>
       </w:r>
-    </w:p>
-    <w:p>
-      <w:pPr>
-        <w:spacing w:after="160" w:line="259" w:lineRule="auto"/>
-        <w:rPr>
-          <w:rFonts w:cs="Times New Roman"/>
-          <w:szCs w:val="28"/>
-        </w:rPr>
-      </w:pPr>
-      <w:r>
-        <w:rPr>
-          <w:rFonts w:cs="Times New Roman"/>
-          <w:szCs w:val="28"/>
-        </w:rPr>
-        <w:br w:type="page"/>
-      </w:r>
-    </w:p>
-    <w:p>
-      <w:pPr>
+      <w:r>
         <w:rPr>
           <w:rFonts w:cs="Times New Roman"/>
           <w:szCs w:val="28"/>
           <w:lang w:val="en-US"/>
         </w:rPr>
-      </w:pPr>
+        <w:t>com</w:t>
+      </w:r>
       <w:r>
         <w:rPr>
           <w:rFonts w:cs="Times New Roman"/>
           <w:szCs w:val="28"/>
         </w:rPr>
-        <w:lastRenderedPageBreak/>
-        <w:t xml:space="preserve">Класс </w:t>
+        <w:t xml:space="preserve">. </w:t>
+      </w:r>
+      <w:r>
+        <w:rPr>
+          <w:rFonts w:cs="Times New Roman"/>
+          <w:szCs w:val="28"/>
+        </w:rPr>
+        <w:t>Ссылка</w:t>
+      </w:r>
+    </w:p>
+    <w:p>
+      <w:pPr>
+        <w:ind w:left="360"/>
+        <w:rPr>
+          <w:rFonts w:cs="Times New Roman"/>
+          <w:szCs w:val="28"/>
+        </w:rPr>
+      </w:pPr>
+      <w:r>
+        <w:rPr>
+          <w:rFonts w:cs="Times New Roman"/>
+          <w:szCs w:val="28"/>
+        </w:rPr>
+        <w:t>Проект включает в себя следующие классы</w:t>
+      </w:r>
+      <w:r>
+        <w:rPr>
+          <w:rFonts w:cs="Times New Roman"/>
+          <w:szCs w:val="28"/>
+        </w:rPr>
+        <w:t xml:space="preserve">: </w:t>
       </w:r>
       <w:r>
         <w:rPr>
@@ -777,14 +1172,14 @@
           <w:szCs w:val="28"/>
           <w:lang w:val="en-US"/>
         </w:rPr>
-        <w:t>Matrix</w:t>
+        <w:t>main</w:t>
       </w:r>
       <w:r>
         <w:rPr>
           <w:rFonts w:cs="Times New Roman"/>
           <w:szCs w:val="28"/>
         </w:rPr>
-        <w:t xml:space="preserve"> содержит</w:t>
+        <w:t xml:space="preserve">, </w:t>
       </w:r>
       <w:r>
         <w:rPr>
@@ -792,522 +1187,8 @@
           <w:szCs w:val="28"/>
           <w:lang w:val="en-US"/>
         </w:rPr>
-        <w:t>:</w:t>
-      </w:r>
-    </w:p>
-    <w:p>
-      <w:pPr>
-        <w:pStyle w:val="a7"/>
-        <w:numPr>
-          <w:ilvl w:val="0"/>
-          <w:numId w:val="1"/>
-        </w:numPr>
-        <w:rPr>
-          <w:rFonts w:cs="Times New Roman"/>
-          <w:szCs w:val="28"/>
-        </w:rPr>
-      </w:pPr>
-      <w:r>
-        <w:rPr>
-          <w:rFonts w:cs="Times New Roman"/>
-          <w:szCs w:val="28"/>
-        </w:rPr>
-        <w:t>Поля для ввода данных</w:t>
-      </w:r>
-      <w:r>
-        <w:rPr>
-          <w:rFonts w:cs="Times New Roman"/>
-          <w:szCs w:val="28"/>
-        </w:rPr>
-        <w:t xml:space="preserve"> (Рисунок 1)</w:t>
-      </w:r>
-    </w:p>
-    <w:p>
-      <w:pPr>
-        <w:pStyle w:val="a7"/>
-        <w:numPr>
-          <w:ilvl w:val="0"/>
-          <w:numId w:val="2"/>
-        </w:numPr>
-        <w:rPr>
-          <w:rFonts w:cs="Times New Roman"/>
-          <w:szCs w:val="28"/>
-        </w:rPr>
-      </w:pPr>
-      <w:proofErr w:type="gramStart"/>
-      <w:r>
-        <w:rPr>
-          <w:rFonts w:cs="Times New Roman"/>
-          <w:szCs w:val="28"/>
-          <w:lang w:val="en-US"/>
-        </w:rPr>
-        <w:t>Data</w:t>
-      </w:r>
-      <w:r>
-        <w:rPr>
-          <w:rFonts w:cs="Times New Roman"/>
-          <w:szCs w:val="28"/>
-        </w:rPr>
-        <w:t>[][</w:t>
-      </w:r>
-      <w:proofErr w:type="gramEnd"/>
-      <w:r>
-        <w:rPr>
-          <w:rFonts w:cs="Times New Roman"/>
-          <w:szCs w:val="28"/>
-        </w:rPr>
-        <w:t>]</w:t>
-      </w:r>
-      <w:r>
-        <w:rPr>
-          <w:rFonts w:cs="Times New Roman"/>
-          <w:szCs w:val="28"/>
-        </w:rPr>
-        <w:t xml:space="preserve"> массив для хранения матриц</w:t>
-      </w:r>
-    </w:p>
-    <w:p>
-      <w:pPr>
-        <w:pStyle w:val="a7"/>
-        <w:numPr>
-          <w:ilvl w:val="0"/>
-          <w:numId w:val="2"/>
-        </w:numPr>
-        <w:rPr>
-          <w:rFonts w:cs="Times New Roman"/>
-          <w:szCs w:val="28"/>
-        </w:rPr>
-      </w:pPr>
-      <w:r>
-        <w:rPr>
-          <w:rFonts w:cs="Times New Roman"/>
-          <w:szCs w:val="28"/>
-          <w:lang w:val="en-US"/>
-        </w:rPr>
-        <w:t>Rows</w:t>
-      </w:r>
-      <w:r>
-        <w:rPr>
-          <w:rFonts w:cs="Times New Roman"/>
-          <w:szCs w:val="28"/>
-        </w:rPr>
-        <w:t xml:space="preserve"> </w:t>
-      </w:r>
-      <w:r>
-        <w:rPr>
-          <w:rFonts w:cs="Times New Roman"/>
-          <w:szCs w:val="28"/>
-        </w:rPr>
-        <w:t xml:space="preserve">и </w:t>
-      </w:r>
-      <w:r>
-        <w:rPr>
-          <w:rFonts w:cs="Times New Roman"/>
-          <w:szCs w:val="28"/>
-          <w:lang w:val="en-US"/>
-        </w:rPr>
-        <w:t>cols</w:t>
-      </w:r>
-      <w:r>
-        <w:rPr>
-          <w:rFonts w:cs="Times New Roman"/>
-          <w:szCs w:val="28"/>
-        </w:rPr>
-        <w:t xml:space="preserve"> </w:t>
-      </w:r>
-      <w:r>
-        <w:rPr>
-          <w:rFonts w:cs="Times New Roman"/>
-          <w:szCs w:val="28"/>
-        </w:rPr>
-        <w:t>для размеров матрицы</w:t>
-      </w:r>
-    </w:p>
-    <w:p>
-      <w:pPr>
-        <w:pStyle w:val="11"/>
-        <w:jc w:val="center"/>
-      </w:pPr>
-      <w:r>
-        <w:drawing>
-          <wp:inline distT="0" distB="0" distL="0" distR="0" wp14:anchorId="1507FEB1" wp14:editId="52EE9E79">
-            <wp:extent cx="3257550" cy="1526485"/>
-            <wp:effectExtent l="0" t="0" r="0" b="0"/>
-            <wp:docPr id="1774003805" name="Рисунок 1"/>
-            <wp:cNvGraphicFramePr>
-              <a:graphicFrameLocks xmlns:a="http://schemas.openxmlformats.org/drawingml/2006/main" noChangeAspect="1"/>
-            </wp:cNvGraphicFramePr>
-            <a:graphic xmlns:a="http://schemas.openxmlformats.org/drawingml/2006/main">
-              <a:graphicData uri="http://schemas.openxmlformats.org/drawingml/2006/picture">
-                <pic:pic xmlns:pic="http://schemas.openxmlformats.org/drawingml/2006/picture">
-                  <pic:nvPicPr>
-                    <pic:cNvPr id="1774003805" name=""/>
-                    <pic:cNvPicPr/>
-                  </pic:nvPicPr>
-                  <pic:blipFill>
-                    <a:blip r:embed="rId8"/>
-                    <a:stretch>
-                      <a:fillRect/>
-                    </a:stretch>
-                  </pic:blipFill>
-                  <pic:spPr>
-                    <a:xfrm>
-                      <a:off x="0" y="0"/>
-                      <a:ext cx="3261837" cy="1528494"/>
-                    </a:xfrm>
-                    <a:prstGeom prst="rect">
-                      <a:avLst/>
-                    </a:prstGeom>
-                  </pic:spPr>
-                </pic:pic>
-              </a:graphicData>
-            </a:graphic>
-          </wp:inline>
-        </w:drawing>
-      </w:r>
-    </w:p>
-    <w:p>
-      <w:pPr>
-        <w:pStyle w:val="11"/>
-        <w:jc w:val="center"/>
-      </w:pPr>
-      <w:r>
-        <w:t xml:space="preserve">Рисунок </w:t>
-      </w:r>
-      <w:fldSimple w:instr=" SEQ Рисунок \* ARABIC ">
-        <w:r>
-          <w:rPr>
-            <w:noProof/>
-          </w:rPr>
-          <w:t>1</w:t>
-        </w:r>
-      </w:fldSimple>
-      <w:r>
-        <w:t xml:space="preserve"> - Поля данных</w:t>
-      </w:r>
-    </w:p>
-    <w:p>
-      <w:pPr>
-        <w:pStyle w:val="a7"/>
-        <w:numPr>
-          <w:ilvl w:val="0"/>
-          <w:numId w:val="1"/>
-        </w:numPr>
-        <w:rPr>
-          <w:rFonts w:cs="Times New Roman"/>
-          <w:szCs w:val="28"/>
-        </w:rPr>
-      </w:pPr>
-      <w:r>
-        <w:rPr>
-          <w:rFonts w:cs="Times New Roman"/>
-          <w:szCs w:val="28"/>
-        </w:rPr>
-        <w:t>Конструктор (Рисунок 2)</w:t>
-      </w:r>
-    </w:p>
-    <w:p>
-      <w:pPr>
-        <w:rPr>
-          <w:rFonts w:cs="Times New Roman"/>
-          <w:szCs w:val="28"/>
-        </w:rPr>
-      </w:pPr>
-      <w:r>
-        <w:rPr>
-          <w:rFonts w:cs="Times New Roman"/>
-          <w:szCs w:val="28"/>
-        </w:rPr>
-        <w:t>Инициализирует объект.</w:t>
-      </w:r>
-    </w:p>
-    <w:p>
-      <w:pPr>
-        <w:pStyle w:val="11"/>
-        <w:jc w:val="center"/>
-      </w:pPr>
-      <w:r>
-        <w:drawing>
-          <wp:inline distT="0" distB="0" distL="0" distR="0" wp14:anchorId="2BECF4F0" wp14:editId="537AD2E0">
-            <wp:extent cx="3228975" cy="1801768"/>
-            <wp:effectExtent l="0" t="0" r="0" b="8255"/>
-            <wp:docPr id="1691813123" name="Рисунок 1"/>
-            <wp:cNvGraphicFramePr>
-              <a:graphicFrameLocks xmlns:a="http://schemas.openxmlformats.org/drawingml/2006/main" noChangeAspect="1"/>
-            </wp:cNvGraphicFramePr>
-            <a:graphic xmlns:a="http://schemas.openxmlformats.org/drawingml/2006/main">
-              <a:graphicData uri="http://schemas.openxmlformats.org/drawingml/2006/picture">
-                <pic:pic xmlns:pic="http://schemas.openxmlformats.org/drawingml/2006/picture">
-                  <pic:nvPicPr>
-                    <pic:cNvPr id="1691813123" name="Рисунок 1"/>
-                    <pic:cNvPicPr/>
-                  </pic:nvPicPr>
-                  <pic:blipFill>
-                    <a:blip r:embed="rId9">
-                      <a:extLst>
-                        <a:ext uri="{28A0092B-C50C-407E-A947-70E740481C1C}">
-                          <a14:useLocalDpi xmlns:a14="http://schemas.microsoft.com/office/drawing/2010/main" val="0"/>
-                        </a:ext>
-                      </a:extLst>
-                    </a:blip>
-                    <a:stretch>
-                      <a:fillRect/>
-                    </a:stretch>
-                  </pic:blipFill>
-                  <pic:spPr>
-                    <a:xfrm>
-                      <a:off x="0" y="0"/>
-                      <a:ext cx="3232986" cy="1804006"/>
-                    </a:xfrm>
-                    <a:prstGeom prst="rect">
-                      <a:avLst/>
-                    </a:prstGeom>
-                  </pic:spPr>
-                </pic:pic>
-              </a:graphicData>
-            </a:graphic>
-          </wp:inline>
-        </w:drawing>
-      </w:r>
-    </w:p>
-    <w:p>
-      <w:pPr>
-        <w:pStyle w:val="11"/>
-        <w:jc w:val="center"/>
-      </w:pPr>
-      <w:r>
-        <w:t xml:space="preserve">Рисунок </w:t>
-      </w:r>
-      <w:r>
-        <w:t>2</w:t>
-      </w:r>
-      <w:r>
-        <w:t xml:space="preserve"> </w:t>
-      </w:r>
-      <w:r>
-        <w:t>–</w:t>
-      </w:r>
-      <w:r>
-        <w:t xml:space="preserve"> </w:t>
-      </w:r>
-      <w:r>
-        <w:t>Конструктор матриц</w:t>
-      </w:r>
-    </w:p>
-    <w:p>
-      <w:pPr>
-        <w:pStyle w:val="a7"/>
-        <w:numPr>
-          <w:ilvl w:val="0"/>
-          <w:numId w:val="1"/>
-        </w:numPr>
-        <w:rPr>
-          <w:rFonts w:cs="Times New Roman"/>
-          <w:szCs w:val="28"/>
-        </w:rPr>
-      </w:pPr>
-      <w:r>
-        <w:rPr>
-          <w:rFonts w:cs="Times New Roman"/>
-          <w:szCs w:val="28"/>
-        </w:rPr>
-        <w:t>Функция для сложения матриц с проверкой размеров массивов (Рисунок 3)</w:t>
-      </w:r>
-    </w:p>
-    <w:p>
-      <w:pPr>
-        <w:pStyle w:val="11"/>
-        <w:ind w:left="360"/>
-        <w:jc w:val="center"/>
-      </w:pPr>
-      <w:r>
-        <w:drawing>
-          <wp:inline distT="0" distB="0" distL="0" distR="0" wp14:anchorId="4319A132" wp14:editId="099FE95C">
-            <wp:extent cx="5030176" cy="2181225"/>
-            <wp:effectExtent l="0" t="0" r="0" b="0"/>
-            <wp:docPr id="2028400951" name="Рисунок 1"/>
-            <wp:cNvGraphicFramePr>
-              <a:graphicFrameLocks xmlns:a="http://schemas.openxmlformats.org/drawingml/2006/main" noChangeAspect="1"/>
-            </wp:cNvGraphicFramePr>
-            <a:graphic xmlns:a="http://schemas.openxmlformats.org/drawingml/2006/main">
-              <a:graphicData uri="http://schemas.openxmlformats.org/drawingml/2006/picture">
-                <pic:pic xmlns:pic="http://schemas.openxmlformats.org/drawingml/2006/picture">
-                  <pic:nvPicPr>
-                    <pic:cNvPr id="2028400951" name="Рисунок 1"/>
-                    <pic:cNvPicPr/>
-                  </pic:nvPicPr>
-                  <pic:blipFill>
-                    <a:blip r:embed="rId10">
-                      <a:extLst>
-                        <a:ext uri="{28A0092B-C50C-407E-A947-70E740481C1C}">
-                          <a14:useLocalDpi xmlns:a14="http://schemas.microsoft.com/office/drawing/2010/main" val="0"/>
-                        </a:ext>
-                      </a:extLst>
-                    </a:blip>
-                    <a:stretch>
-                      <a:fillRect/>
-                    </a:stretch>
-                  </pic:blipFill>
-                  <pic:spPr>
-                    <a:xfrm>
-                      <a:off x="0" y="0"/>
-                      <a:ext cx="5050542" cy="2190056"/>
-                    </a:xfrm>
-                    <a:prstGeom prst="rect">
-                      <a:avLst/>
-                    </a:prstGeom>
-                  </pic:spPr>
-                </pic:pic>
-              </a:graphicData>
-            </a:graphic>
-          </wp:inline>
-        </w:drawing>
-      </w:r>
-    </w:p>
-    <w:p>
-      <w:pPr>
-        <w:pStyle w:val="11"/>
-        <w:ind w:left="720"/>
-        <w:jc w:val="center"/>
-      </w:pPr>
-      <w:r>
-        <w:t xml:space="preserve">Рисунок </w:t>
-      </w:r>
-      <w:r>
-        <w:t>3</w:t>
-      </w:r>
-      <w:r>
-        <w:t xml:space="preserve"> </w:t>
-      </w:r>
-      <w:r>
-        <w:t>–</w:t>
-      </w:r>
-      <w:r>
-        <w:t xml:space="preserve"> </w:t>
-      </w:r>
-      <w:r>
-        <w:t>Функция сложения матриц</w:t>
-      </w:r>
-    </w:p>
-    <w:p>
-      <w:pPr>
-        <w:pStyle w:val="a7"/>
-        <w:numPr>
-          <w:ilvl w:val="0"/>
-          <w:numId w:val="1"/>
-        </w:numPr>
-        <w:rPr>
-          <w:rFonts w:cs="Times New Roman"/>
-          <w:szCs w:val="28"/>
-        </w:rPr>
-      </w:pPr>
-      <w:r>
-        <w:rPr>
-          <w:rFonts w:cs="Times New Roman"/>
-          <w:szCs w:val="28"/>
-        </w:rPr>
-        <w:lastRenderedPageBreak/>
-        <w:t xml:space="preserve">Функция для вывода результата сложения </w:t>
-      </w:r>
-      <w:r>
-        <w:rPr>
-          <w:rFonts w:cs="Times New Roman"/>
-          <w:szCs w:val="28"/>
-        </w:rPr>
-        <w:t>(</w:t>
-      </w:r>
-      <w:r>
-        <w:rPr>
-          <w:rFonts w:cs="Times New Roman"/>
-          <w:szCs w:val="28"/>
-        </w:rPr>
-        <w:t>Рисунок 4</w:t>
-      </w:r>
-      <w:r>
-        <w:rPr>
-          <w:rFonts w:cs="Times New Roman"/>
-          <w:szCs w:val="28"/>
-        </w:rPr>
-        <w:t>)</w:t>
-      </w:r>
-    </w:p>
-    <w:p>
-      <w:pPr>
-        <w:pStyle w:val="11"/>
-        <w:ind w:left="720"/>
-        <w:jc w:val="center"/>
-      </w:pPr>
-      <w:r>
-        <w:drawing>
-          <wp:inline distT="0" distB="0" distL="0" distR="0" wp14:anchorId="1F249674" wp14:editId="042635B4">
-            <wp:extent cx="3679616" cy="2190056"/>
-            <wp:effectExtent l="0" t="0" r="0" b="1270"/>
-            <wp:docPr id="946081642" name="Рисунок 1"/>
-            <wp:cNvGraphicFramePr>
-              <a:graphicFrameLocks xmlns:a="http://schemas.openxmlformats.org/drawingml/2006/main" noChangeAspect="1"/>
-            </wp:cNvGraphicFramePr>
-            <a:graphic xmlns:a="http://schemas.openxmlformats.org/drawingml/2006/main">
-              <a:graphicData uri="http://schemas.openxmlformats.org/drawingml/2006/picture">
-                <pic:pic xmlns:pic="http://schemas.openxmlformats.org/drawingml/2006/picture">
-                  <pic:nvPicPr>
-                    <pic:cNvPr id="946081642" name="Рисунок 1"/>
-                    <pic:cNvPicPr/>
-                  </pic:nvPicPr>
-                  <pic:blipFill>
-                    <a:blip r:embed="rId11">
-                      <a:extLst>
-                        <a:ext uri="{28A0092B-C50C-407E-A947-70E740481C1C}">
-                          <a14:useLocalDpi xmlns:a14="http://schemas.microsoft.com/office/drawing/2010/main" val="0"/>
-                        </a:ext>
-                      </a:extLst>
-                    </a:blip>
-                    <a:stretch>
-                      <a:fillRect/>
-                    </a:stretch>
-                  </pic:blipFill>
-                  <pic:spPr>
-                    <a:xfrm>
-                      <a:off x="0" y="0"/>
-                      <a:ext cx="3679616" cy="2190056"/>
-                    </a:xfrm>
-                    <a:prstGeom prst="rect">
-                      <a:avLst/>
-                    </a:prstGeom>
-                  </pic:spPr>
-                </pic:pic>
-              </a:graphicData>
-            </a:graphic>
-          </wp:inline>
-        </w:drawing>
-      </w:r>
-    </w:p>
-    <w:p>
-      <w:pPr>
-        <w:pStyle w:val="11"/>
-        <w:ind w:left="720"/>
-        <w:jc w:val="center"/>
-      </w:pPr>
-      <w:r>
-        <w:t xml:space="preserve">Рисунок </w:t>
-      </w:r>
-      <w:r>
-        <w:t>4</w:t>
-      </w:r>
-      <w:r>
-        <w:t xml:space="preserve"> – Функция </w:t>
-      </w:r>
-      <w:r>
-        <w:t>вывода матриц</w:t>
-      </w:r>
-    </w:p>
-    <w:p>
-      <w:pPr>
-        <w:ind w:left="360"/>
-        <w:rPr>
-          <w:rFonts w:cs="Times New Roman"/>
-          <w:szCs w:val="28"/>
-        </w:rPr>
-      </w:pPr>
+        <w:t>Matrix</w:t>
+      </w:r>
     </w:p>
     <w:sectPr>
       <w:pgSz w:w="11906" w:h="16838"/>
@@ -1372,16 +1253,16 @@
 <file path=word/numbering.xml><?xml version="1.0" encoding="utf-8"?>
 <w:numbering xmlns:wpc="http://schemas.microsoft.com/office/word/2010/wordprocessingCanvas" xmlns:cx="http://schemas.microsoft.com/office/drawing/2014/chartex" xmlns:cx1="http://schemas.microsoft.com/office/drawing/2015/9/8/chartex" xmlns:cx2="http://schemas.microsoft.com/office/drawing/2015/10/21/chartex" xmlns:cx3="http://schemas.microsoft.com/office/drawing/2016/5/9/chartex" xmlns:cx4="http://schemas.microsoft.com/office/drawing/2016/5/10/chartex" xmlns:cx5="http://schemas.microsoft.com/office/drawing/2016/5/11/chartex" xmlns:cx6="http://schemas.microsoft.com/office/drawing/2016/5/12/chartex" xmlns:cx7="http://schemas.microsoft.com/office/drawing/2016/5/13/chartex" xmlns:cx8="http://schemas.microsoft.com/office/drawing/2016/5/14/chartex" xmlns:mc="http://schemas.openxmlformats.org/markup-compatibility/2006" xmlns:aink="http://schemas.microsoft.com/office/drawing/2016/ink" xmlns:am3d="http://schemas.microsoft.com/office/drawing/2017/model3d" xmlns:o="urn:schemas-microsoft-com:office:office" xmlns:oel="http://schemas.microsoft.com/office/2019/extlst" xmlns:r="http://schemas.openxmlformats.org/officeDocument/2006/relationships" xmlns:m="http://schemas.openxmlformats.org/officeDocument/2006/math" xmlns:v="urn:schemas-microsoft-com:vml" xmlns:wp14="http://schemas.microsoft.com/office/word/2010/wordprocessingDrawing" xmlns:wp="http://schemas.openxmlformats.org/drawingml/2006/wordprocessingDrawing" xmlns:w10="urn:schemas-microsoft-com:office:word" xmlns:w="http://schemas.openxmlformats.org/wordprocessingml/2006/main" xmlns:w14="http://schemas.microsoft.com/office/word/2010/wordml" xmlns:w15="http://schemas.microsoft.com/office/word/2012/wordml" xmlns:w16cex="http://schemas.microsoft.com/office/word/2018/wordml/cex" xmlns:w16cid="http://schemas.microsoft.com/office/word/2016/wordml/cid" xmlns:w16="http://schemas.microsoft.com/office/word/2018/wordml" xmlns:w16du="http://schemas.microsoft.com/office/word/2023/wordml/word16du" xmlns:w16sdtdh="http://schemas.microsoft.com/office/word/2020/wordml/sdtdatahash" xmlns:w16sdtfl="http://schemas.microsoft.com/office/word/2024/wordml/sdtformatlock" xmlns:w16se="http://schemas.microsoft.com/office/word/2015/wordml/symex" xmlns:wpg="http://schemas.microsoft.com/office/word/2010/wordprocessingGroup" xmlns:wpi="http://schemas.microsoft.com/office/word/2010/wordprocessingInk" xmlns:wne="http://schemas.microsoft.com/office/word/2006/wordml" xmlns:wps="http://schemas.microsoft.com/office/word/2010/wordprocessingShape" mc:Ignorable="w14 w15 w16se w16cid w16 w16cex w16sdtdh w16sdtfl w16du wp14">
   <w:abstractNum w:abstractNumId="0" w15:restartNumberingAfterBreak="0">
-    <w:nsid w:val="43456FBB"/>
+    <w:nsid w:val="06260497"/>
     <w:multiLevelType w:val="hybridMultilevel"/>
-    <w:tmpl w:val="62B893DE"/>
+    <w:tmpl w:val="A1E20026"/>
     <w:lvl w:ilvl="0" w:tplc="04190001">
       <w:start w:val="1"/>
       <w:numFmt w:val="bullet"/>
       <w:lvlText w:val=""/>
       <w:lvlJc w:val="left"/>
       <w:pPr>
-        <w:ind w:left="1080" w:hanging="360"/>
+        <w:ind w:left="720" w:hanging="360"/>
       </w:pPr>
       <w:rPr>
         <w:rFonts w:ascii="Symbol" w:hAnsi="Symbol" w:hint="default"/>
@@ -1393,7 +1274,7 @@
       <w:lvlText w:val="o"/>
       <w:lvlJc w:val="left"/>
       <w:pPr>
-        <w:ind w:left="1800" w:hanging="360"/>
+        <w:ind w:left="1440" w:hanging="360"/>
       </w:pPr>
       <w:rPr>
         <w:rFonts w:ascii="Courier New" w:hAnsi="Courier New" w:cs="Courier New" w:hint="default"/>
@@ -1405,7 +1286,7 @@
       <w:lvlText w:val=""/>
       <w:lvlJc w:val="left"/>
       <w:pPr>
-        <w:ind w:left="2520" w:hanging="360"/>
+        <w:ind w:left="2160" w:hanging="360"/>
       </w:pPr>
       <w:rPr>
         <w:rFonts w:ascii="Wingdings" w:hAnsi="Wingdings" w:hint="default"/>
@@ -1417,7 +1298,7 @@
       <w:lvlText w:val=""/>
       <w:lvlJc w:val="left"/>
       <w:pPr>
-        <w:ind w:left="3240" w:hanging="360"/>
+        <w:ind w:left="2880" w:hanging="360"/>
       </w:pPr>
       <w:rPr>
         <w:rFonts w:ascii="Symbol" w:hAnsi="Symbol" w:hint="default"/>
@@ -1429,7 +1310,7 @@
       <w:lvlText w:val="o"/>
       <w:lvlJc w:val="left"/>
       <w:pPr>
-        <w:ind w:left="3960" w:hanging="360"/>
+        <w:ind w:left="3600" w:hanging="360"/>
       </w:pPr>
       <w:rPr>
         <w:rFonts w:ascii="Courier New" w:hAnsi="Courier New" w:cs="Courier New" w:hint="default"/>
@@ -1441,7 +1322,7 @@
       <w:lvlText w:val=""/>
       <w:lvlJc w:val="left"/>
       <w:pPr>
-        <w:ind w:left="4680" w:hanging="360"/>
+        <w:ind w:left="4320" w:hanging="360"/>
       </w:pPr>
       <w:rPr>
         <w:rFonts w:ascii="Wingdings" w:hAnsi="Wingdings" w:hint="default"/>
@@ -1453,7 +1334,7 @@
       <w:lvlText w:val=""/>
       <w:lvlJc w:val="left"/>
       <w:pPr>
-        <w:ind w:left="5400" w:hanging="360"/>
+        <w:ind w:left="5040" w:hanging="360"/>
       </w:pPr>
       <w:rPr>
         <w:rFonts w:ascii="Symbol" w:hAnsi="Symbol" w:hint="default"/>
@@ -1465,7 +1346,7 @@
       <w:lvlText w:val="o"/>
       <w:lvlJc w:val="left"/>
       <w:pPr>
-        <w:ind w:left="6120" w:hanging="360"/>
+        <w:ind w:left="5760" w:hanging="360"/>
       </w:pPr>
       <w:rPr>
         <w:rFonts w:ascii="Courier New" w:hAnsi="Courier New" w:cs="Courier New" w:hint="default"/>
@@ -1477,7 +1358,7 @@
       <w:lvlText w:val=""/>
       <w:lvlJc w:val="left"/>
       <w:pPr>
-        <w:ind w:left="6840" w:hanging="360"/>
+        <w:ind w:left="6480" w:hanging="360"/>
       </w:pPr>
       <w:rPr>
         <w:rFonts w:ascii="Wingdings" w:hAnsi="Wingdings" w:hint="default"/>
@@ -1485,6 +1366,119 @@
     </w:lvl>
   </w:abstractNum>
   <w:abstractNum w:abstractNumId="1" w15:restartNumberingAfterBreak="0">
+    <w:nsid w:val="43456FBB"/>
+    <w:multiLevelType w:val="hybridMultilevel"/>
+    <w:tmpl w:val="62B893DE"/>
+    <w:lvl w:ilvl="0" w:tplc="04190001">
+      <w:start w:val="1"/>
+      <w:numFmt w:val="bullet"/>
+      <w:lvlText w:val=""/>
+      <w:lvlJc w:val="left"/>
+      <w:pPr>
+        <w:ind w:left="1080" w:hanging="360"/>
+      </w:pPr>
+      <w:rPr>
+        <w:rFonts w:ascii="Symbol" w:hAnsi="Symbol" w:hint="default"/>
+      </w:rPr>
+    </w:lvl>
+    <w:lvl w:ilvl="1" w:tplc="04190003" w:tentative="1">
+      <w:start w:val="1"/>
+      <w:numFmt w:val="bullet"/>
+      <w:lvlText w:val="o"/>
+      <w:lvlJc w:val="left"/>
+      <w:pPr>
+        <w:ind w:left="1800" w:hanging="360"/>
+      </w:pPr>
+      <w:rPr>
+        <w:rFonts w:ascii="Courier New" w:hAnsi="Courier New" w:cs="Courier New" w:hint="default"/>
+      </w:rPr>
+    </w:lvl>
+    <w:lvl w:ilvl="2" w:tplc="04190005" w:tentative="1">
+      <w:start w:val="1"/>
+      <w:numFmt w:val="bullet"/>
+      <w:lvlText w:val=""/>
+      <w:lvlJc w:val="left"/>
+      <w:pPr>
+        <w:ind w:left="2520" w:hanging="360"/>
+      </w:pPr>
+      <w:rPr>
+        <w:rFonts w:ascii="Wingdings" w:hAnsi="Wingdings" w:hint="default"/>
+      </w:rPr>
+    </w:lvl>
+    <w:lvl w:ilvl="3" w:tplc="04190001" w:tentative="1">
+      <w:start w:val="1"/>
+      <w:numFmt w:val="bullet"/>
+      <w:lvlText w:val=""/>
+      <w:lvlJc w:val="left"/>
+      <w:pPr>
+        <w:ind w:left="3240" w:hanging="360"/>
+      </w:pPr>
+      <w:rPr>
+        <w:rFonts w:ascii="Symbol" w:hAnsi="Symbol" w:hint="default"/>
+      </w:rPr>
+    </w:lvl>
+    <w:lvl w:ilvl="4" w:tplc="04190003" w:tentative="1">
+      <w:start w:val="1"/>
+      <w:numFmt w:val="bullet"/>
+      <w:lvlText w:val="o"/>
+      <w:lvlJc w:val="left"/>
+      <w:pPr>
+        <w:ind w:left="3960" w:hanging="360"/>
+      </w:pPr>
+      <w:rPr>
+        <w:rFonts w:ascii="Courier New" w:hAnsi="Courier New" w:cs="Courier New" w:hint="default"/>
+      </w:rPr>
+    </w:lvl>
+    <w:lvl w:ilvl="5" w:tplc="04190005" w:tentative="1">
+      <w:start w:val="1"/>
+      <w:numFmt w:val="bullet"/>
+      <w:lvlText w:val=""/>
+      <w:lvlJc w:val="left"/>
+      <w:pPr>
+        <w:ind w:left="4680" w:hanging="360"/>
+      </w:pPr>
+      <w:rPr>
+        <w:rFonts w:ascii="Wingdings" w:hAnsi="Wingdings" w:hint="default"/>
+      </w:rPr>
+    </w:lvl>
+    <w:lvl w:ilvl="6" w:tplc="04190001" w:tentative="1">
+      <w:start w:val="1"/>
+      <w:numFmt w:val="bullet"/>
+      <w:lvlText w:val=""/>
+      <w:lvlJc w:val="left"/>
+      <w:pPr>
+        <w:ind w:left="5400" w:hanging="360"/>
+      </w:pPr>
+      <w:rPr>
+        <w:rFonts w:ascii="Symbol" w:hAnsi="Symbol" w:hint="default"/>
+      </w:rPr>
+    </w:lvl>
+    <w:lvl w:ilvl="7" w:tplc="04190003" w:tentative="1">
+      <w:start w:val="1"/>
+      <w:numFmt w:val="bullet"/>
+      <w:lvlText w:val="o"/>
+      <w:lvlJc w:val="left"/>
+      <w:pPr>
+        <w:ind w:left="6120" w:hanging="360"/>
+      </w:pPr>
+      <w:rPr>
+        <w:rFonts w:ascii="Courier New" w:hAnsi="Courier New" w:cs="Courier New" w:hint="default"/>
+      </w:rPr>
+    </w:lvl>
+    <w:lvl w:ilvl="8" w:tplc="04190005" w:tentative="1">
+      <w:start w:val="1"/>
+      <w:numFmt w:val="bullet"/>
+      <w:lvlText w:val=""/>
+      <w:lvlJc w:val="left"/>
+      <w:pPr>
+        <w:ind w:left="6840" w:hanging="360"/>
+      </w:pPr>
+      <w:rPr>
+        <w:rFonts w:ascii="Wingdings" w:hAnsi="Wingdings" w:hint="default"/>
+      </w:rPr>
+    </w:lvl>
+  </w:abstractNum>
+  <w:abstractNum w:abstractNumId="2" w15:restartNumberingAfterBreak="0">
     <w:nsid w:val="4EDE5B13"/>
     <w:multiLevelType w:val="hybridMultilevel"/>
     <w:tmpl w:val="05C6FB78"/>
@@ -1574,9 +1568,12 @@
     </w:lvl>
   </w:abstractNum>
   <w:num w:numId="1" w16cid:durableId="1296989862">
+    <w:abstractNumId w:val="2"/>
+  </w:num>
+  <w:num w:numId="2" w16cid:durableId="853811086">
     <w:abstractNumId w:val="1"/>
   </w:num>
-  <w:num w:numId="2" w16cid:durableId="853811086">
+  <w:num w:numId="3" w16cid:durableId="1461413571">
     <w:abstractNumId w:val="0"/>
   </w:num>
 </w:numbering>
@@ -2645,6 +2642,22 @@
       <w:szCs w:val="24"/>
     </w:rPr>
   </w:style>
+  <w:style w:type="paragraph" w:customStyle="1" w:styleId="af4">
+    <w:name w:val="АндрейДАбзац"/>
+    <w:basedOn w:val="a"/>
+    <w:rsid w:val="00D348C2"/>
+    <w:pPr>
+      <w:spacing w:after="0" w:line="240" w:lineRule="auto"/>
+      <w:ind w:firstLine="709"/>
+      <w:jc w:val="both"/>
+    </w:pPr>
+    <w:rPr>
+      <w:rFonts w:eastAsia="Times New Roman" w:cs="Times New Roman"/>
+      <w:color w:val="000000"/>
+      <w:szCs w:val="20"/>
+      <w:lang w:eastAsia="ru-RU"/>
+    </w:rPr>
+  </w:style>
 </w:styles>
 </file>
 

--- a/ЛР Бидуля А.А. АСУбз-23-1.docx
+++ b/ЛР Бидуля А.А. АСУбз-23-1.docx
@@ -203,21 +203,7 @@
                 <w:sz w:val="28"/>
                 <w:szCs w:val="28"/>
               </w:rPr>
-              <w:t>АСУбз-</w:t>
-            </w:r>
-            <w:r>
-              <w:rPr>
-                <w:sz w:val="28"/>
-                <w:szCs w:val="28"/>
-              </w:rPr>
-              <w:t>23</w:t>
-            </w:r>
-            <w:r>
-              <w:rPr>
-                <w:sz w:val="28"/>
-                <w:szCs w:val="28"/>
-              </w:rPr>
-              <w:t>-1</w:t>
+              <w:t>АСУбз-23-1</w:t>
             </w:r>
           </w:p>
         </w:tc>
@@ -769,13 +755,7 @@
         </w:rPr>
       </w:pPr>
       <w:r>
-        <w:t>Иркутск 202</w:t>
-      </w:r>
-      <w:r>
-        <w:t>6</w:t>
-      </w:r>
-      <w:r>
-        <w:t xml:space="preserve"> г.</w:t>
+        <w:t>Иркутск 2026 г.</w:t>
       </w:r>
     </w:p>
     <w:p>
@@ -820,17 +800,11 @@
       <w:pPr>
         <w:ind w:firstLine="851"/>
         <w:jc w:val="both"/>
-        <w:rPr>
-          <w:lang w:val="en-US"/>
-        </w:rPr>
       </w:pPr>
       <w:r>
         <w:t>Индивидуальное задание, вариант №2</w:t>
       </w:r>
       <w:r>
-        <w:rPr>
-          <w:lang w:val="en-US"/>
-        </w:rPr>
         <w:t>:</w:t>
       </w:r>
     </w:p>
@@ -838,9 +812,6 @@
       <w:pPr>
         <w:ind w:firstLine="851"/>
         <w:jc w:val="both"/>
-        <w:rPr>
-          <w:lang w:val="en-US"/>
-        </w:rPr>
       </w:pPr>
       <w:r>
         <w:t>Выполнить сложение двух целочисленных матриц, одинаковой размерности.</w:t>
@@ -954,16 +925,7 @@
         <w:t>Rows</w:t>
       </w:r>
       <w:r>
-        <w:t xml:space="preserve"> - </w:t>
-      </w:r>
-      <w:r>
-        <w:t xml:space="preserve">количество </w:t>
-      </w:r>
-      <w:r>
-        <w:t>строк</w:t>
-      </w:r>
-      <w:r>
-        <w:t xml:space="preserve"> матрицы</w:t>
+        <w:t xml:space="preserve"> - количество строк матрицы</w:t>
       </w:r>
     </w:p>
     <w:p>
@@ -1032,7 +994,6 @@
         <w:rPr>
           <w:rFonts w:cs="Times New Roman"/>
           <w:szCs w:val="28"/>
-          <w:lang w:val="en-US"/>
         </w:rPr>
       </w:pPr>
       <w:r>
@@ -1088,76 +1049,74 @@
         </w:rPr>
         <w:t>:</w:t>
       </w:r>
-    </w:p>
-    <w:p>
-      <w:pPr>
-        <w:ind w:left="360"/>
+      <w:r>
         <w:rPr>
           <w:rFonts w:cs="Times New Roman"/>
           <w:szCs w:val="28"/>
         </w:rPr>
-      </w:pPr>
+        <w:t xml:space="preserve"> </w:t>
+      </w:r>
       <w:r>
         <w:rPr>
           <w:rFonts w:cs="Times New Roman"/>
           <w:szCs w:val="28"/>
         </w:rPr>
-        <w:t xml:space="preserve">Также размещен на </w:t>
-      </w:r>
-      <w:proofErr w:type="spellStart"/>
-      <w:r>
+        <w:t>https://replit.com/@myrlikbeac/javacode-1#main.java</w:t>
+      </w:r>
+    </w:p>
+    <w:p>
+      <w:pPr>
+        <w:ind w:left="360"/>
         <w:rPr>
           <w:rFonts w:cs="Times New Roman"/>
           <w:szCs w:val="28"/>
-          <w:lang w:val="en-US"/>
-        </w:rPr>
-        <w:t>github</w:t>
-      </w:r>
-      <w:proofErr w:type="spellEnd"/>
+        </w:rPr>
+      </w:pPr>
       <w:r>
         <w:rPr>
           <w:rFonts w:cs="Times New Roman"/>
           <w:szCs w:val="28"/>
         </w:rPr>
-        <w:t>.</w:t>
-      </w:r>
+        <w:t xml:space="preserve">Также размещен на </w:t>
+      </w:r>
+      <w:proofErr w:type="spellStart"/>
       <w:r>
         <w:rPr>
           <w:rFonts w:cs="Times New Roman"/>
           <w:szCs w:val="28"/>
           <w:lang w:val="en-US"/>
         </w:rPr>
-        <w:t>com</w:t>
-      </w:r>
+        <w:t>github</w:t>
+      </w:r>
+      <w:proofErr w:type="spellEnd"/>
       <w:r>
         <w:rPr>
           <w:rFonts w:cs="Times New Roman"/>
           <w:szCs w:val="28"/>
         </w:rPr>
-        <w:t xml:space="preserve">. </w:t>
+        <w:t>.</w:t>
       </w:r>
       <w:r>
         <w:rPr>
           <w:rFonts w:cs="Times New Roman"/>
           <w:szCs w:val="28"/>
-        </w:rPr>
-        <w:t>Ссылка</w:t>
-      </w:r>
-    </w:p>
-    <w:p>
-      <w:pPr>
-        <w:ind w:left="360"/>
+          <w:lang w:val="en-US"/>
+        </w:rPr>
+        <w:t>com</w:t>
+      </w:r>
+      <w:r>
         <w:rPr>
           <w:rFonts w:cs="Times New Roman"/>
           <w:szCs w:val="28"/>
         </w:rPr>
-      </w:pPr>
+        <w:t xml:space="preserve">. </w:t>
+      </w:r>
       <w:r>
         <w:rPr>
           <w:rFonts w:cs="Times New Roman"/>
           <w:szCs w:val="28"/>
         </w:rPr>
-        <w:t>Проект включает в себя следующие классы</w:t>
+        <w:t>Ссылка</w:t>
       </w:r>
       <w:r>
         <w:rPr>
@@ -1170,25 +1129,2314 @@
         <w:rPr>
           <w:rFonts w:cs="Times New Roman"/>
           <w:szCs w:val="28"/>
-          <w:lang w:val="en-US"/>
-        </w:rPr>
-        <w:t>main</w:t>
-      </w:r>
-      <w:r>
+        </w:rPr>
+        <w:t>https://github.com/mandorpepe/javacode</w:t>
+      </w:r>
+    </w:p>
+    <w:p>
+      <w:pPr>
+        <w:ind w:left="360"/>
         <w:rPr>
           <w:rFonts w:cs="Times New Roman"/>
           <w:szCs w:val="28"/>
-        </w:rPr>
-        <w:t xml:space="preserve">, </w:t>
-      </w:r>
+          <w:lang w:val="en-US"/>
+        </w:rPr>
+      </w:pPr>
       <w:r>
         <w:rPr>
           <w:rFonts w:cs="Times New Roman"/>
           <w:szCs w:val="28"/>
+        </w:rPr>
+        <w:t>Проект включает в себя следующие классы</w:t>
+      </w:r>
+      <w:r>
+        <w:rPr>
+          <w:rFonts w:cs="Times New Roman"/>
+          <w:szCs w:val="28"/>
+        </w:rPr>
+        <w:t xml:space="preserve">: </w:t>
+      </w:r>
+      <w:r>
+        <w:rPr>
+          <w:rFonts w:cs="Times New Roman"/>
+          <w:szCs w:val="28"/>
+          <w:lang w:val="en-US"/>
+        </w:rPr>
+        <w:t>main</w:t>
+      </w:r>
+      <w:r>
+        <w:rPr>
+          <w:rFonts w:cs="Times New Roman"/>
+          <w:szCs w:val="28"/>
+        </w:rPr>
+        <w:t xml:space="preserve">, </w:t>
+      </w:r>
+      <w:r>
+        <w:rPr>
+          <w:rFonts w:cs="Times New Roman"/>
+          <w:szCs w:val="28"/>
           <w:lang w:val="en-US"/>
         </w:rPr>
         <w:t>Matrix</w:t>
       </w:r>
+    </w:p>
+    <w:p>
+      <w:pPr>
+        <w:ind w:left="360"/>
+        <w:rPr>
+          <w:rFonts w:cs="Times New Roman"/>
+          <w:szCs w:val="28"/>
+          <w:lang w:val="en-US"/>
+        </w:rPr>
+      </w:pPr>
+      <w:r>
+        <w:rPr>
+          <w:rFonts w:cs="Times New Roman"/>
+          <w:szCs w:val="28"/>
+        </w:rPr>
+        <w:t>Класс</w:t>
+      </w:r>
+      <w:r>
+        <w:rPr>
+          <w:rFonts w:cs="Times New Roman"/>
+          <w:szCs w:val="28"/>
+          <w:lang w:val="en-US"/>
+        </w:rPr>
+        <w:t xml:space="preserve"> </w:t>
+      </w:r>
+      <w:r>
+        <w:rPr>
+          <w:rFonts w:cs="Times New Roman"/>
+          <w:szCs w:val="28"/>
+          <w:lang w:val="en-US"/>
+        </w:rPr>
+        <w:t>main</w:t>
+      </w:r>
+    </w:p>
+    <w:p>
+      <w:pPr>
+        <w:pStyle w:val="11"/>
+        <w:rPr>
+          <w:lang w:val="en-US"/>
+        </w:rPr>
+      </w:pPr>
+      <w:r>
+        <w:rPr>
+          <w:lang w:val="en-US"/>
+        </w:rPr>
+        <w:t>public class main {</w:t>
+      </w:r>
+    </w:p>
+    <w:p>
+      <w:pPr>
+        <w:pStyle w:val="11"/>
+        <w:rPr>
+          <w:lang w:val="en-US"/>
+        </w:rPr>
+      </w:pPr>
+      <w:r>
+        <w:rPr>
+          <w:lang w:val="en-US"/>
+        </w:rPr>
+        <w:t xml:space="preserve">    public static void </w:t>
+      </w:r>
+      <w:proofErr w:type="gramStart"/>
+      <w:r>
+        <w:rPr>
+          <w:lang w:val="en-US"/>
+        </w:rPr>
+        <w:t>main(String[</w:t>
+      </w:r>
+      <w:proofErr w:type="gramEnd"/>
+      <w:r>
+        <w:rPr>
+          <w:lang w:val="en-US"/>
+        </w:rPr>
+        <w:t xml:space="preserve">] </w:t>
+      </w:r>
+      <w:proofErr w:type="spellStart"/>
+      <w:r>
+        <w:rPr>
+          <w:lang w:val="en-US"/>
+        </w:rPr>
+        <w:t>args</w:t>
+      </w:r>
+      <w:proofErr w:type="spellEnd"/>
+      <w:r>
+        <w:rPr>
+          <w:lang w:val="en-US"/>
+        </w:rPr>
+        <w:t>) {</w:t>
+      </w:r>
+    </w:p>
+    <w:p>
+      <w:pPr>
+        <w:pStyle w:val="11"/>
+        <w:rPr>
+          <w:lang w:val="en-US"/>
+        </w:rPr>
+      </w:pPr>
+      <w:r>
+        <w:rPr>
+          <w:lang w:val="en-US"/>
+        </w:rPr>
+        <w:t>//</w:t>
+      </w:r>
+      <w:r>
+        <w:t>ввод</w:t>
+      </w:r>
+      <w:r>
+        <w:rPr>
+          <w:lang w:val="en-US"/>
+        </w:rPr>
+        <w:t xml:space="preserve"> </w:t>
+      </w:r>
+      <w:r>
+        <w:t>данных</w:t>
+      </w:r>
+    </w:p>
+    <w:p>
+      <w:pPr>
+        <w:pStyle w:val="11"/>
+        <w:rPr>
+          <w:lang w:val="en-US"/>
+        </w:rPr>
+      </w:pPr>
+      <w:r>
+        <w:rPr>
+          <w:lang w:val="en-US"/>
+        </w:rPr>
+        <w:lastRenderedPageBreak/>
+        <w:t xml:space="preserve">        </w:t>
+      </w:r>
+      <w:proofErr w:type="gramStart"/>
+      <w:r>
+        <w:rPr>
+          <w:lang w:val="en-US"/>
+        </w:rPr>
+        <w:t>int[][</w:t>
+      </w:r>
+      <w:proofErr w:type="gramEnd"/>
+      <w:r>
+        <w:rPr>
+          <w:lang w:val="en-US"/>
+        </w:rPr>
+        <w:t>] data1 = {</w:t>
+      </w:r>
+    </w:p>
+    <w:p>
+      <w:pPr>
+        <w:pStyle w:val="11"/>
+        <w:rPr>
+          <w:lang w:val="en-US"/>
+        </w:rPr>
+      </w:pPr>
+      <w:r>
+        <w:rPr>
+          <w:lang w:val="en-US"/>
+        </w:rPr>
+        <w:t>                {1, 2, 3},</w:t>
+      </w:r>
+    </w:p>
+    <w:p>
+      <w:pPr>
+        <w:pStyle w:val="11"/>
+        <w:rPr>
+          <w:lang w:val="en-US"/>
+        </w:rPr>
+      </w:pPr>
+      <w:r>
+        <w:rPr>
+          <w:lang w:val="en-US"/>
+        </w:rPr>
+        <w:t>                {4, 5, 6}</w:t>
+      </w:r>
+    </w:p>
+    <w:p>
+      <w:pPr>
+        <w:pStyle w:val="11"/>
+        <w:rPr>
+          <w:lang w:val="en-US"/>
+        </w:rPr>
+      </w:pPr>
+      <w:r>
+        <w:rPr>
+          <w:lang w:val="en-US"/>
+        </w:rPr>
+        <w:t>        };</w:t>
+      </w:r>
+    </w:p>
+    <w:p>
+      <w:pPr>
+        <w:pStyle w:val="11"/>
+        <w:rPr>
+          <w:lang w:val="en-US"/>
+        </w:rPr>
+      </w:pPr>
+    </w:p>
+    <w:p>
+      <w:pPr>
+        <w:pStyle w:val="11"/>
+        <w:rPr>
+          <w:lang w:val="en-US"/>
+        </w:rPr>
+      </w:pPr>
+      <w:r>
+        <w:rPr>
+          <w:lang w:val="en-US"/>
+        </w:rPr>
+        <w:t xml:space="preserve">        </w:t>
+      </w:r>
+      <w:proofErr w:type="gramStart"/>
+      <w:r>
+        <w:rPr>
+          <w:lang w:val="en-US"/>
+        </w:rPr>
+        <w:t>int[][</w:t>
+      </w:r>
+      <w:proofErr w:type="gramEnd"/>
+      <w:r>
+        <w:rPr>
+          <w:lang w:val="en-US"/>
+        </w:rPr>
+        <w:t>] data2 = {</w:t>
+      </w:r>
+    </w:p>
+    <w:p>
+      <w:pPr>
+        <w:pStyle w:val="11"/>
+        <w:rPr>
+          <w:lang w:val="en-US"/>
+        </w:rPr>
+      </w:pPr>
+      <w:r>
+        <w:rPr>
+          <w:lang w:val="en-US"/>
+        </w:rPr>
+        <w:t>                {7, 8, 9},</w:t>
+      </w:r>
+    </w:p>
+    <w:p>
+      <w:pPr>
+        <w:pStyle w:val="11"/>
+        <w:rPr>
+          <w:lang w:val="en-US"/>
+        </w:rPr>
+      </w:pPr>
+      <w:r>
+        <w:rPr>
+          <w:lang w:val="en-US"/>
+        </w:rPr>
+        <w:t>                {1, 2, 3}</w:t>
+      </w:r>
+    </w:p>
+    <w:p>
+      <w:pPr>
+        <w:pStyle w:val="11"/>
+        <w:rPr>
+          <w:lang w:val="en-US"/>
+        </w:rPr>
+      </w:pPr>
+      <w:r>
+        <w:rPr>
+          <w:lang w:val="en-US"/>
+        </w:rPr>
+        <w:t>        };</w:t>
+      </w:r>
+    </w:p>
+    <w:p>
+      <w:pPr>
+        <w:pStyle w:val="11"/>
+        <w:rPr>
+          <w:lang w:val="en-US"/>
+        </w:rPr>
+      </w:pPr>
+      <w:r>
+        <w:rPr>
+          <w:lang w:val="en-US"/>
+        </w:rPr>
+        <w:t xml:space="preserve">// </w:t>
+      </w:r>
+      <w:r>
+        <w:t>объявление</w:t>
+      </w:r>
+      <w:r>
+        <w:rPr>
+          <w:lang w:val="en-US"/>
+        </w:rPr>
+        <w:t xml:space="preserve"> </w:t>
+      </w:r>
+      <w:r>
+        <w:t>матриц</w:t>
+      </w:r>
+      <w:r>
+        <w:rPr>
+          <w:lang w:val="en-US"/>
+        </w:rPr>
+        <w:t xml:space="preserve"> </w:t>
+      </w:r>
+      <w:r>
+        <w:t>через</w:t>
+      </w:r>
+      <w:r>
+        <w:rPr>
+          <w:lang w:val="en-US"/>
+        </w:rPr>
+        <w:t xml:space="preserve"> </w:t>
+      </w:r>
+      <w:r>
+        <w:t>конструктор</w:t>
+      </w:r>
+    </w:p>
+    <w:p>
+      <w:pPr>
+        <w:pStyle w:val="11"/>
+        <w:rPr>
+          <w:lang w:val="en-US"/>
+        </w:rPr>
+      </w:pPr>
+      <w:r>
+        <w:rPr>
+          <w:lang w:val="en-US"/>
+        </w:rPr>
+        <w:t>        Matrix matrix1 = new Matrix(data1);</w:t>
+      </w:r>
+    </w:p>
+    <w:p>
+      <w:pPr>
+        <w:pStyle w:val="11"/>
+        <w:rPr>
+          <w:lang w:val="en-US"/>
+        </w:rPr>
+      </w:pPr>
+      <w:r>
+        <w:rPr>
+          <w:lang w:val="en-US"/>
+        </w:rPr>
+        <w:t>        Matrix matrix2 = new Matrix(data2);</w:t>
+      </w:r>
+    </w:p>
+    <w:p>
+      <w:pPr>
+        <w:pStyle w:val="11"/>
+        <w:rPr>
+          <w:lang w:val="en-US"/>
+        </w:rPr>
+      </w:pPr>
+      <w:r>
+        <w:rPr>
+          <w:lang w:val="en-US"/>
+        </w:rPr>
+        <w:t xml:space="preserve">// </w:t>
+      </w:r>
+      <w:r>
+        <w:t>вызов</w:t>
+      </w:r>
+      <w:r>
+        <w:rPr>
+          <w:lang w:val="en-US"/>
+        </w:rPr>
+        <w:t xml:space="preserve"> </w:t>
+      </w:r>
+      <w:r>
+        <w:t>функции</w:t>
+      </w:r>
+      <w:r>
+        <w:rPr>
+          <w:lang w:val="en-US"/>
+        </w:rPr>
+        <w:t xml:space="preserve"> </w:t>
+      </w:r>
+      <w:r>
+        <w:t>сложения</w:t>
+      </w:r>
+    </w:p>
+    <w:p>
+      <w:pPr>
+        <w:pStyle w:val="11"/>
+        <w:rPr>
+          <w:lang w:val="en-US"/>
+        </w:rPr>
+      </w:pPr>
+      <w:r>
+        <w:rPr>
+          <w:lang w:val="en-US"/>
+        </w:rPr>
+        <w:t>        Matrix result = matrix1.add(matrix2);</w:t>
+      </w:r>
+    </w:p>
+    <w:p>
+      <w:pPr>
+        <w:pStyle w:val="11"/>
+      </w:pPr>
+      <w:r>
+        <w:t>//вывод самих матриц и результатов</w:t>
+      </w:r>
+    </w:p>
+    <w:p>
+      <w:pPr>
+        <w:pStyle w:val="11"/>
+      </w:pPr>
+      <w:r>
+        <w:t xml:space="preserve">        </w:t>
+      </w:r>
+      <w:proofErr w:type="spellStart"/>
+      <w:r>
+        <w:t>System.out.println</w:t>
+      </w:r>
+      <w:proofErr w:type="spellEnd"/>
+      <w:r>
+        <w:t>("Матрица 1:");</w:t>
+      </w:r>
+    </w:p>
+    <w:p>
+      <w:pPr>
+        <w:pStyle w:val="11"/>
+        <w:rPr>
+          <w:lang w:val="en-US"/>
+        </w:rPr>
+      </w:pPr>
+      <w:r>
+        <w:t xml:space="preserve">        </w:t>
+      </w:r>
+      <w:proofErr w:type="spellStart"/>
+      <w:r>
+        <w:rPr>
+          <w:lang w:val="en-US"/>
+        </w:rPr>
+        <w:t>System.out.println</w:t>
+      </w:r>
+      <w:proofErr w:type="spellEnd"/>
+      <w:r>
+        <w:rPr>
+          <w:lang w:val="en-US"/>
+        </w:rPr>
+        <w:t>(matrix1);</w:t>
+      </w:r>
+    </w:p>
+    <w:p>
+      <w:pPr>
+        <w:pStyle w:val="11"/>
+        <w:rPr>
+          <w:lang w:val="en-US"/>
+        </w:rPr>
+      </w:pPr>
+    </w:p>
+    <w:p>
+      <w:pPr>
+        <w:pStyle w:val="11"/>
+        <w:rPr>
+          <w:lang w:val="en-US"/>
+        </w:rPr>
+      </w:pPr>
+      <w:r>
+        <w:rPr>
+          <w:lang w:val="en-US"/>
+        </w:rPr>
+        <w:t xml:space="preserve">        </w:t>
+      </w:r>
+      <w:proofErr w:type="spellStart"/>
+      <w:r>
+        <w:rPr>
+          <w:lang w:val="en-US"/>
+        </w:rPr>
+        <w:t>System.out.println</w:t>
+      </w:r>
+      <w:proofErr w:type="spellEnd"/>
+      <w:r>
+        <w:rPr>
+          <w:lang w:val="en-US"/>
+        </w:rPr>
+        <w:t>("</w:t>
+      </w:r>
+      <w:r>
+        <w:t>Матрица</w:t>
+      </w:r>
+      <w:r>
+        <w:rPr>
+          <w:lang w:val="en-US"/>
+        </w:rPr>
+        <w:t xml:space="preserve"> 2:");</w:t>
+      </w:r>
+    </w:p>
+    <w:p>
+      <w:pPr>
+        <w:pStyle w:val="11"/>
+        <w:rPr>
+          <w:lang w:val="en-US"/>
+        </w:rPr>
+      </w:pPr>
+      <w:r>
+        <w:rPr>
+          <w:lang w:val="en-US"/>
+        </w:rPr>
+        <w:t xml:space="preserve">        </w:t>
+      </w:r>
+      <w:proofErr w:type="spellStart"/>
+      <w:r>
+        <w:rPr>
+          <w:lang w:val="en-US"/>
+        </w:rPr>
+        <w:t>System.out.println</w:t>
+      </w:r>
+      <w:proofErr w:type="spellEnd"/>
+      <w:r>
+        <w:rPr>
+          <w:lang w:val="en-US"/>
+        </w:rPr>
+        <w:t>(matrix2);</w:t>
+      </w:r>
+    </w:p>
+    <w:p>
+      <w:pPr>
+        <w:pStyle w:val="11"/>
+        <w:rPr>
+          <w:lang w:val="en-US"/>
+        </w:rPr>
+      </w:pPr>
+    </w:p>
+    <w:p>
+      <w:pPr>
+        <w:pStyle w:val="11"/>
+        <w:rPr>
+          <w:lang w:val="en-US"/>
+        </w:rPr>
+      </w:pPr>
+      <w:r>
+        <w:rPr>
+          <w:lang w:val="en-US"/>
+        </w:rPr>
+        <w:t xml:space="preserve">        </w:t>
+      </w:r>
+      <w:proofErr w:type="spellStart"/>
+      <w:r>
+        <w:rPr>
+          <w:lang w:val="en-US"/>
+        </w:rPr>
+        <w:t>System.out.println</w:t>
+      </w:r>
+      <w:proofErr w:type="spellEnd"/>
+      <w:r>
+        <w:rPr>
+          <w:lang w:val="en-US"/>
+        </w:rPr>
+        <w:t>("</w:t>
+      </w:r>
+      <w:r>
+        <w:t>Результат</w:t>
+      </w:r>
+      <w:r>
+        <w:rPr>
+          <w:lang w:val="en-US"/>
+        </w:rPr>
+        <w:t xml:space="preserve"> </w:t>
+      </w:r>
+      <w:r>
+        <w:t>сложения</w:t>
+      </w:r>
+      <w:r>
+        <w:rPr>
+          <w:lang w:val="en-US"/>
+        </w:rPr>
+        <w:t>:");</w:t>
+      </w:r>
+    </w:p>
+    <w:p>
+      <w:pPr>
+        <w:pStyle w:val="11"/>
+        <w:rPr>
+          <w:lang w:val="en-US"/>
+        </w:rPr>
+      </w:pPr>
+      <w:r>
+        <w:rPr>
+          <w:lang w:val="en-US"/>
+        </w:rPr>
+        <w:t xml:space="preserve">        </w:t>
+      </w:r>
+      <w:proofErr w:type="spellStart"/>
+      <w:r>
+        <w:rPr>
+          <w:lang w:val="en-US"/>
+        </w:rPr>
+        <w:t>System.out.println</w:t>
+      </w:r>
+      <w:proofErr w:type="spellEnd"/>
+      <w:r>
+        <w:rPr>
+          <w:lang w:val="en-US"/>
+        </w:rPr>
+        <w:t>(result);</w:t>
+      </w:r>
+    </w:p>
+    <w:p>
+      <w:pPr>
+        <w:pStyle w:val="11"/>
+        <w:rPr>
+          <w:lang w:val="en-US"/>
+        </w:rPr>
+      </w:pPr>
+      <w:r>
+        <w:rPr>
+          <w:lang w:val="en-US"/>
+        </w:rPr>
+        <w:t>    }</w:t>
+      </w:r>
+    </w:p>
+    <w:p>
+      <w:pPr>
+        <w:pStyle w:val="11"/>
+        <w:rPr>
+          <w:lang w:val="en-US"/>
+        </w:rPr>
+      </w:pPr>
+      <w:r>
+        <w:rPr>
+          <w:lang w:val="en-US"/>
+        </w:rPr>
+        <w:t>}</w:t>
+      </w:r>
+    </w:p>
+    <w:p>
+      <w:pPr>
+        <w:ind w:left="360"/>
+        <w:rPr>
+          <w:rFonts w:cs="Times New Roman"/>
+          <w:szCs w:val="28"/>
+          <w:lang w:val="en-US"/>
+        </w:rPr>
+      </w:pPr>
+      <w:r>
+        <w:rPr>
+          <w:rFonts w:cs="Times New Roman"/>
+          <w:szCs w:val="28"/>
+        </w:rPr>
+        <w:t xml:space="preserve">Класс </w:t>
+      </w:r>
+      <w:r>
+        <w:rPr>
+          <w:rFonts w:cs="Times New Roman"/>
+          <w:szCs w:val="28"/>
+          <w:lang w:val="en-US"/>
+        </w:rPr>
+        <w:t>Matrix</w:t>
+      </w:r>
+    </w:p>
+    <w:p>
+      <w:pPr>
+        <w:pStyle w:val="11"/>
+        <w:rPr>
+          <w:lang w:val="en-US"/>
+        </w:rPr>
+      </w:pPr>
+      <w:r>
+        <w:rPr>
+          <w:lang w:val="en-US"/>
+        </w:rPr>
+        <w:t>class Matrix {</w:t>
+      </w:r>
+    </w:p>
+    <w:p>
+      <w:pPr>
+        <w:pStyle w:val="11"/>
+        <w:rPr>
+          <w:lang w:val="en-US"/>
+        </w:rPr>
+      </w:pPr>
+    </w:p>
+    <w:p>
+      <w:pPr>
+        <w:pStyle w:val="11"/>
+        <w:rPr>
+          <w:lang w:val="en-US"/>
+        </w:rPr>
+      </w:pPr>
+      <w:r>
+        <w:rPr>
+          <w:lang w:val="en-US"/>
+        </w:rPr>
+        <w:t xml:space="preserve">    private </w:t>
+      </w:r>
+      <w:proofErr w:type="gramStart"/>
+      <w:r>
+        <w:rPr>
+          <w:lang w:val="en-US"/>
+        </w:rPr>
+        <w:t>int[][</w:t>
+      </w:r>
+      <w:proofErr w:type="gramEnd"/>
+      <w:r>
+        <w:rPr>
+          <w:lang w:val="en-US"/>
+        </w:rPr>
+        <w:t>] data;</w:t>
+      </w:r>
+    </w:p>
+    <w:p>
+      <w:pPr>
+        <w:pStyle w:val="11"/>
+        <w:rPr>
+          <w:lang w:val="en-US"/>
+        </w:rPr>
+      </w:pPr>
+      <w:r>
+        <w:rPr>
+          <w:lang w:val="en-US"/>
+        </w:rPr>
+        <w:t>    private int rows;</w:t>
+      </w:r>
+    </w:p>
+    <w:p>
+      <w:pPr>
+        <w:pStyle w:val="11"/>
+        <w:rPr>
+          <w:lang w:val="en-US"/>
+        </w:rPr>
+      </w:pPr>
+      <w:r>
+        <w:rPr>
+          <w:lang w:val="en-US"/>
+        </w:rPr>
+        <w:t>    private int cols;</w:t>
+      </w:r>
+    </w:p>
+    <w:p>
+      <w:pPr>
+        <w:pStyle w:val="11"/>
+        <w:rPr>
+          <w:lang w:val="en-US"/>
+        </w:rPr>
+      </w:pPr>
+    </w:p>
+    <w:p>
+      <w:pPr>
+        <w:pStyle w:val="11"/>
+        <w:rPr>
+          <w:lang w:val="en-US"/>
+        </w:rPr>
+      </w:pPr>
+      <w:r>
+        <w:rPr>
+          <w:lang w:val="en-US"/>
+        </w:rPr>
+        <w:t xml:space="preserve">    // </w:t>
+      </w:r>
+      <w:r>
+        <w:t>конструктор</w:t>
+      </w:r>
+    </w:p>
+    <w:p>
+      <w:pPr>
+        <w:pStyle w:val="11"/>
+        <w:rPr>
+          <w:lang w:val="en-US"/>
+        </w:rPr>
+      </w:pPr>
+      <w:r>
+        <w:rPr>
+          <w:lang w:val="en-US"/>
+        </w:rPr>
+        <w:t>    public Matrix(</w:t>
+      </w:r>
+      <w:proofErr w:type="gramStart"/>
+      <w:r>
+        <w:rPr>
+          <w:lang w:val="en-US"/>
+        </w:rPr>
+        <w:t>int[][</w:t>
+      </w:r>
+      <w:proofErr w:type="gramEnd"/>
+      <w:r>
+        <w:rPr>
+          <w:lang w:val="en-US"/>
+        </w:rPr>
+        <w:t>] data) {</w:t>
+      </w:r>
+    </w:p>
+    <w:p>
+      <w:pPr>
+        <w:pStyle w:val="11"/>
+        <w:rPr>
+          <w:lang w:val="en-US"/>
+        </w:rPr>
+      </w:pPr>
+      <w:r>
+        <w:rPr>
+          <w:lang w:val="en-US"/>
+        </w:rPr>
+        <w:t xml:space="preserve">        </w:t>
+      </w:r>
+      <w:proofErr w:type="spellStart"/>
+      <w:proofErr w:type="gramStart"/>
+      <w:r>
+        <w:rPr>
+          <w:lang w:val="en-US"/>
+        </w:rPr>
+        <w:t>this.rows</w:t>
+      </w:r>
+      <w:proofErr w:type="spellEnd"/>
+      <w:proofErr w:type="gramEnd"/>
+      <w:r>
+        <w:rPr>
+          <w:lang w:val="en-US"/>
+        </w:rPr>
+        <w:t xml:space="preserve"> = </w:t>
+      </w:r>
+      <w:proofErr w:type="spellStart"/>
+      <w:proofErr w:type="gramStart"/>
+      <w:r>
+        <w:rPr>
+          <w:lang w:val="en-US"/>
+        </w:rPr>
+        <w:t>data.length</w:t>
+      </w:r>
+      <w:proofErr w:type="spellEnd"/>
+      <w:proofErr w:type="gramEnd"/>
+      <w:r>
+        <w:rPr>
+          <w:lang w:val="en-US"/>
+        </w:rPr>
+        <w:t>;</w:t>
+      </w:r>
+    </w:p>
+    <w:p>
+      <w:pPr>
+        <w:pStyle w:val="11"/>
+        <w:rPr>
+          <w:lang w:val="en-US"/>
+        </w:rPr>
+      </w:pPr>
+      <w:r>
+        <w:rPr>
+          <w:lang w:val="en-US"/>
+        </w:rPr>
+        <w:t xml:space="preserve">        </w:t>
+      </w:r>
+      <w:proofErr w:type="spellStart"/>
+      <w:proofErr w:type="gramStart"/>
+      <w:r>
+        <w:rPr>
+          <w:lang w:val="en-US"/>
+        </w:rPr>
+        <w:t>this.cols</w:t>
+      </w:r>
+      <w:proofErr w:type="spellEnd"/>
+      <w:proofErr w:type="gramEnd"/>
+      <w:r>
+        <w:rPr>
+          <w:lang w:val="en-US"/>
+        </w:rPr>
+        <w:t xml:space="preserve"> = </w:t>
+      </w:r>
+      <w:proofErr w:type="gramStart"/>
+      <w:r>
+        <w:rPr>
+          <w:lang w:val="en-US"/>
+        </w:rPr>
+        <w:t>data[</w:t>
+      </w:r>
+      <w:proofErr w:type="gramEnd"/>
+      <w:r>
+        <w:rPr>
+          <w:lang w:val="en-US"/>
+        </w:rPr>
+        <w:t>0</w:t>
+      </w:r>
+      <w:proofErr w:type="gramStart"/>
+      <w:r>
+        <w:rPr>
+          <w:lang w:val="en-US"/>
+        </w:rPr>
+        <w:t>].length</w:t>
+      </w:r>
+      <w:proofErr w:type="gramEnd"/>
+      <w:r>
+        <w:rPr>
+          <w:lang w:val="en-US"/>
+        </w:rPr>
+        <w:t>;</w:t>
+      </w:r>
+    </w:p>
+    <w:p>
+      <w:pPr>
+        <w:pStyle w:val="11"/>
+        <w:rPr>
+          <w:lang w:val="en-US"/>
+        </w:rPr>
+      </w:pPr>
+    </w:p>
+    <w:p>
+      <w:pPr>
+        <w:pStyle w:val="11"/>
+        <w:rPr>
+          <w:lang w:val="en-US"/>
+        </w:rPr>
+      </w:pPr>
+      <w:r>
+        <w:rPr>
+          <w:lang w:val="en-US"/>
+        </w:rPr>
+        <w:t xml:space="preserve">        </w:t>
+      </w:r>
+      <w:proofErr w:type="spellStart"/>
+      <w:r>
+        <w:rPr>
+          <w:lang w:val="en-US"/>
+        </w:rPr>
+        <w:t>this.data</w:t>
+      </w:r>
+      <w:proofErr w:type="spellEnd"/>
+      <w:r>
+        <w:rPr>
+          <w:lang w:val="en-US"/>
+        </w:rPr>
+        <w:t xml:space="preserve"> = new int[rows][cols];</w:t>
+      </w:r>
+    </w:p>
+    <w:p>
+      <w:pPr>
+        <w:pStyle w:val="11"/>
+        <w:rPr>
+          <w:lang w:val="en-US"/>
+        </w:rPr>
+      </w:pPr>
+    </w:p>
+    <w:p>
+      <w:pPr>
+        <w:pStyle w:val="11"/>
+        <w:rPr>
+          <w:lang w:val="en-US"/>
+        </w:rPr>
+      </w:pPr>
+      <w:r>
+        <w:rPr>
+          <w:lang w:val="en-US"/>
+        </w:rPr>
+        <w:t xml:space="preserve">        for (int </w:t>
+      </w:r>
+      <w:proofErr w:type="spellStart"/>
+      <w:r>
+        <w:rPr>
+          <w:lang w:val="en-US"/>
+        </w:rPr>
+        <w:t>i</w:t>
+      </w:r>
+      <w:proofErr w:type="spellEnd"/>
+      <w:r>
+        <w:rPr>
+          <w:lang w:val="en-US"/>
+        </w:rPr>
+        <w:t xml:space="preserve"> = 0; </w:t>
+      </w:r>
+      <w:proofErr w:type="spellStart"/>
+      <w:r>
+        <w:rPr>
+          <w:lang w:val="en-US"/>
+        </w:rPr>
+        <w:t>i</w:t>
+      </w:r>
+      <w:proofErr w:type="spellEnd"/>
+      <w:r>
+        <w:rPr>
+          <w:lang w:val="en-US"/>
+        </w:rPr>
+        <w:t xml:space="preserve"> &lt; rows; </w:t>
+      </w:r>
+      <w:proofErr w:type="spellStart"/>
+      <w:r>
+        <w:rPr>
+          <w:lang w:val="en-US"/>
+        </w:rPr>
+        <w:t>i</w:t>
+      </w:r>
+      <w:proofErr w:type="spellEnd"/>
+      <w:r>
+        <w:rPr>
+          <w:lang w:val="en-US"/>
+        </w:rPr>
+        <w:t>++) {</w:t>
+      </w:r>
+    </w:p>
+    <w:p>
+      <w:pPr>
+        <w:pStyle w:val="11"/>
+        <w:rPr>
+          <w:lang w:val="en-US"/>
+        </w:rPr>
+      </w:pPr>
+      <w:r>
+        <w:rPr>
+          <w:lang w:val="en-US"/>
+        </w:rPr>
+        <w:t xml:space="preserve">            for (int j = 0; j &lt; cols; </w:t>
+      </w:r>
+      <w:proofErr w:type="spellStart"/>
+      <w:r>
+        <w:rPr>
+          <w:lang w:val="en-US"/>
+        </w:rPr>
+        <w:t>j++</w:t>
+      </w:r>
+      <w:proofErr w:type="spellEnd"/>
+      <w:r>
+        <w:rPr>
+          <w:lang w:val="en-US"/>
+        </w:rPr>
+        <w:t>) {</w:t>
+      </w:r>
+    </w:p>
+    <w:p>
+      <w:pPr>
+        <w:pStyle w:val="11"/>
+        <w:rPr>
+          <w:lang w:val="en-US"/>
+        </w:rPr>
+      </w:pPr>
+      <w:r>
+        <w:rPr>
+          <w:lang w:val="en-US"/>
+        </w:rPr>
+        <w:t xml:space="preserve">                </w:t>
+      </w:r>
+      <w:proofErr w:type="spellStart"/>
+      <w:r>
+        <w:rPr>
+          <w:lang w:val="en-US"/>
+        </w:rPr>
+        <w:t>this.data</w:t>
+      </w:r>
+      <w:proofErr w:type="spellEnd"/>
+      <w:r>
+        <w:rPr>
+          <w:lang w:val="en-US"/>
+        </w:rPr>
+        <w:t>[</w:t>
+      </w:r>
+      <w:proofErr w:type="spellStart"/>
+      <w:r>
+        <w:rPr>
+          <w:lang w:val="en-US"/>
+        </w:rPr>
+        <w:t>i</w:t>
+      </w:r>
+      <w:proofErr w:type="spellEnd"/>
+      <w:r>
+        <w:rPr>
+          <w:lang w:val="en-US"/>
+        </w:rPr>
+        <w:t>][j] = data[</w:t>
+      </w:r>
+      <w:proofErr w:type="spellStart"/>
+      <w:r>
+        <w:rPr>
+          <w:lang w:val="en-US"/>
+        </w:rPr>
+        <w:t>i</w:t>
+      </w:r>
+      <w:proofErr w:type="spellEnd"/>
+      <w:r>
+        <w:rPr>
+          <w:lang w:val="en-US"/>
+        </w:rPr>
+        <w:t>][j];</w:t>
+      </w:r>
+    </w:p>
+    <w:p>
+      <w:pPr>
+        <w:pStyle w:val="11"/>
+        <w:rPr>
+          <w:lang w:val="en-US"/>
+        </w:rPr>
+      </w:pPr>
+      <w:r>
+        <w:rPr>
+          <w:lang w:val="en-US"/>
+        </w:rPr>
+        <w:t>            }</w:t>
+      </w:r>
+    </w:p>
+    <w:p>
+      <w:pPr>
+        <w:pStyle w:val="11"/>
+        <w:rPr>
+          <w:lang w:val="en-US"/>
+        </w:rPr>
+      </w:pPr>
+      <w:r>
+        <w:rPr>
+          <w:lang w:val="en-US"/>
+        </w:rPr>
+        <w:t>        }</w:t>
+      </w:r>
+    </w:p>
+    <w:p>
+      <w:pPr>
+        <w:pStyle w:val="11"/>
+        <w:rPr>
+          <w:lang w:val="en-US"/>
+        </w:rPr>
+      </w:pPr>
+      <w:r>
+        <w:rPr>
+          <w:lang w:val="en-US"/>
+        </w:rPr>
+        <w:t>    }</w:t>
+      </w:r>
+    </w:p>
+    <w:p>
+      <w:pPr>
+        <w:pStyle w:val="11"/>
+        <w:rPr>
+          <w:lang w:val="en-US"/>
+        </w:rPr>
+      </w:pPr>
+    </w:p>
+    <w:p>
+      <w:pPr>
+        <w:pStyle w:val="11"/>
+        <w:rPr>
+          <w:lang w:val="en-US"/>
+        </w:rPr>
+      </w:pPr>
+      <w:r>
+        <w:rPr>
+          <w:lang w:val="en-US"/>
+        </w:rPr>
+        <w:t>    // c</w:t>
+      </w:r>
+      <w:proofErr w:type="spellStart"/>
+      <w:r>
+        <w:t>ложение</w:t>
+      </w:r>
+      <w:proofErr w:type="spellEnd"/>
+    </w:p>
+    <w:p>
+      <w:pPr>
+        <w:pStyle w:val="11"/>
+        <w:rPr>
+          <w:lang w:val="en-US"/>
+        </w:rPr>
+      </w:pPr>
+      <w:r>
+        <w:rPr>
+          <w:lang w:val="en-US"/>
+        </w:rPr>
+        <w:t xml:space="preserve">    public Matrix </w:t>
+      </w:r>
+      <w:proofErr w:type="gramStart"/>
+      <w:r>
+        <w:rPr>
+          <w:lang w:val="en-US"/>
+        </w:rPr>
+        <w:t>add(</w:t>
+      </w:r>
+      <w:proofErr w:type="gramEnd"/>
+      <w:r>
+        <w:rPr>
+          <w:lang w:val="en-US"/>
+        </w:rPr>
+        <w:t>Matrix other) {</w:t>
+      </w:r>
+    </w:p>
+    <w:p>
+      <w:pPr>
+        <w:pStyle w:val="11"/>
+        <w:rPr>
+          <w:lang w:val="en-US"/>
+        </w:rPr>
+      </w:pPr>
+      <w:r>
+        <w:rPr>
+          <w:lang w:val="en-US"/>
+        </w:rPr>
+        <w:t>        //</w:t>
+      </w:r>
+      <w:r>
+        <w:t>проверка</w:t>
+      </w:r>
+      <w:r>
+        <w:rPr>
+          <w:lang w:val="en-US"/>
+        </w:rPr>
+        <w:t xml:space="preserve"> </w:t>
+      </w:r>
+      <w:r>
+        <w:t>на</w:t>
+      </w:r>
+      <w:r>
+        <w:rPr>
+          <w:lang w:val="en-US"/>
+        </w:rPr>
+        <w:t xml:space="preserve"> </w:t>
+      </w:r>
+      <w:r>
+        <w:t>размер</w:t>
+      </w:r>
+    </w:p>
+    <w:p>
+      <w:pPr>
+        <w:pStyle w:val="11"/>
+        <w:rPr>
+          <w:lang w:val="en-US"/>
+        </w:rPr>
+      </w:pPr>
+      <w:r>
+        <w:rPr>
+          <w:lang w:val="en-US"/>
+        </w:rPr>
+        <w:t>        if (</w:t>
+      </w:r>
+      <w:proofErr w:type="spellStart"/>
+      <w:proofErr w:type="gramStart"/>
+      <w:r>
+        <w:rPr>
+          <w:lang w:val="en-US"/>
+        </w:rPr>
+        <w:t>this.rows</w:t>
+      </w:r>
+      <w:proofErr w:type="spellEnd"/>
+      <w:r>
+        <w:rPr>
+          <w:lang w:val="en-US"/>
+        </w:rPr>
+        <w:t xml:space="preserve"> !=</w:t>
+      </w:r>
+      <w:proofErr w:type="gramEnd"/>
+      <w:r>
+        <w:rPr>
+          <w:lang w:val="en-US"/>
+        </w:rPr>
+        <w:t xml:space="preserve"> </w:t>
+      </w:r>
+      <w:proofErr w:type="spellStart"/>
+      <w:proofErr w:type="gramStart"/>
+      <w:r>
+        <w:rPr>
+          <w:lang w:val="en-US"/>
+        </w:rPr>
+        <w:t>other.rows</w:t>
+      </w:r>
+      <w:proofErr w:type="spellEnd"/>
+      <w:proofErr w:type="gramEnd"/>
+      <w:r>
+        <w:rPr>
+          <w:lang w:val="en-US"/>
+        </w:rPr>
+        <w:t xml:space="preserve"> || </w:t>
+      </w:r>
+      <w:proofErr w:type="spellStart"/>
+      <w:proofErr w:type="gramStart"/>
+      <w:r>
+        <w:rPr>
+          <w:lang w:val="en-US"/>
+        </w:rPr>
+        <w:t>this.cols</w:t>
+      </w:r>
+      <w:proofErr w:type="spellEnd"/>
+      <w:r>
+        <w:rPr>
+          <w:lang w:val="en-US"/>
+        </w:rPr>
+        <w:t xml:space="preserve"> !=</w:t>
+      </w:r>
+      <w:proofErr w:type="gramEnd"/>
+      <w:r>
+        <w:rPr>
+          <w:lang w:val="en-US"/>
+        </w:rPr>
+        <w:t xml:space="preserve"> </w:t>
+      </w:r>
+      <w:proofErr w:type="spellStart"/>
+      <w:proofErr w:type="gramStart"/>
+      <w:r>
+        <w:rPr>
+          <w:lang w:val="en-US"/>
+        </w:rPr>
+        <w:t>other.cols</w:t>
+      </w:r>
+      <w:proofErr w:type="spellEnd"/>
+      <w:proofErr w:type="gramEnd"/>
+      <w:r>
+        <w:rPr>
+          <w:lang w:val="en-US"/>
+        </w:rPr>
+        <w:t>) {</w:t>
+      </w:r>
+    </w:p>
+    <w:p>
+      <w:pPr>
+        <w:pStyle w:val="11"/>
+      </w:pPr>
+      <w:r>
+        <w:rPr>
+          <w:lang w:val="en-US"/>
+        </w:rPr>
+        <w:t xml:space="preserve">            </w:t>
+      </w:r>
+      <w:proofErr w:type="spellStart"/>
+      <w:r>
+        <w:t>throw</w:t>
+      </w:r>
+      <w:proofErr w:type="spellEnd"/>
+      <w:r>
+        <w:t xml:space="preserve"> </w:t>
+      </w:r>
+      <w:proofErr w:type="spellStart"/>
+      <w:r>
+        <w:t>new</w:t>
+      </w:r>
+      <w:proofErr w:type="spellEnd"/>
+      <w:r>
+        <w:t xml:space="preserve"> </w:t>
+      </w:r>
+      <w:proofErr w:type="spellStart"/>
+      <w:proofErr w:type="gramStart"/>
+      <w:r>
+        <w:t>IllegalArgumentException</w:t>
+      </w:r>
+      <w:proofErr w:type="spellEnd"/>
+      <w:r>
+        <w:t>(</w:t>
+      </w:r>
+      <w:proofErr w:type="gramEnd"/>
+      <w:r>
+        <w:t>"Матрицы должны быть одинакового размера");</w:t>
+      </w:r>
+    </w:p>
+    <w:p>
+      <w:pPr>
+        <w:pStyle w:val="11"/>
+        <w:rPr>
+          <w:lang w:val="en-US"/>
+        </w:rPr>
+      </w:pPr>
+      <w:r>
+        <w:t xml:space="preserve">        </w:t>
+      </w:r>
+      <w:r>
+        <w:rPr>
+          <w:lang w:val="en-US"/>
+        </w:rPr>
+        <w:t>}</w:t>
+      </w:r>
+    </w:p>
+    <w:p>
+      <w:pPr>
+        <w:pStyle w:val="11"/>
+        <w:rPr>
+          <w:lang w:val="en-US"/>
+        </w:rPr>
+      </w:pPr>
+    </w:p>
+    <w:p>
+      <w:pPr>
+        <w:pStyle w:val="11"/>
+        <w:rPr>
+          <w:lang w:val="en-US"/>
+        </w:rPr>
+      </w:pPr>
+      <w:r>
+        <w:rPr>
+          <w:lang w:val="en-US"/>
+        </w:rPr>
+        <w:t xml:space="preserve">        </w:t>
+      </w:r>
+      <w:proofErr w:type="gramStart"/>
+      <w:r>
+        <w:rPr>
+          <w:lang w:val="en-US"/>
+        </w:rPr>
+        <w:t>int[][</w:t>
+      </w:r>
+      <w:proofErr w:type="gramEnd"/>
+      <w:r>
+        <w:rPr>
+          <w:lang w:val="en-US"/>
+        </w:rPr>
+        <w:t>] result = new int[rows][cols];</w:t>
+      </w:r>
+    </w:p>
+    <w:p>
+      <w:pPr>
+        <w:pStyle w:val="11"/>
+      </w:pPr>
+      <w:r>
+        <w:rPr>
+          <w:lang w:val="en-US"/>
+        </w:rPr>
+        <w:t xml:space="preserve">        </w:t>
+      </w:r>
+      <w:r>
+        <w:t>// сложение в цикле</w:t>
+      </w:r>
+    </w:p>
+    <w:p>
+      <w:pPr>
+        <w:pStyle w:val="11"/>
+        <w:rPr>
+          <w:lang w:val="en-US"/>
+        </w:rPr>
+      </w:pPr>
+      <w:r>
+        <w:t xml:space="preserve">        </w:t>
+      </w:r>
+      <w:r>
+        <w:rPr>
+          <w:lang w:val="en-US"/>
+        </w:rPr>
+        <w:t xml:space="preserve">for (int </w:t>
+      </w:r>
+      <w:proofErr w:type="spellStart"/>
+      <w:r>
+        <w:rPr>
+          <w:lang w:val="en-US"/>
+        </w:rPr>
+        <w:t>i</w:t>
+      </w:r>
+      <w:proofErr w:type="spellEnd"/>
+      <w:r>
+        <w:rPr>
+          <w:lang w:val="en-US"/>
+        </w:rPr>
+        <w:t xml:space="preserve"> = 0; </w:t>
+      </w:r>
+      <w:proofErr w:type="spellStart"/>
+      <w:r>
+        <w:rPr>
+          <w:lang w:val="en-US"/>
+        </w:rPr>
+        <w:t>i</w:t>
+      </w:r>
+      <w:proofErr w:type="spellEnd"/>
+      <w:r>
+        <w:rPr>
+          <w:lang w:val="en-US"/>
+        </w:rPr>
+        <w:t xml:space="preserve"> &lt; rows; </w:t>
+      </w:r>
+      <w:proofErr w:type="spellStart"/>
+      <w:r>
+        <w:rPr>
+          <w:lang w:val="en-US"/>
+        </w:rPr>
+        <w:t>i</w:t>
+      </w:r>
+      <w:proofErr w:type="spellEnd"/>
+      <w:r>
+        <w:rPr>
+          <w:lang w:val="en-US"/>
+        </w:rPr>
+        <w:t>++) {</w:t>
+      </w:r>
+    </w:p>
+    <w:p>
+      <w:pPr>
+        <w:pStyle w:val="11"/>
+        <w:rPr>
+          <w:lang w:val="en-US"/>
+        </w:rPr>
+      </w:pPr>
+      <w:r>
+        <w:rPr>
+          <w:lang w:val="en-US"/>
+        </w:rPr>
+        <w:t xml:space="preserve">            for (int j = 0; j &lt; cols; </w:t>
+      </w:r>
+      <w:proofErr w:type="spellStart"/>
+      <w:r>
+        <w:rPr>
+          <w:lang w:val="en-US"/>
+        </w:rPr>
+        <w:t>j++</w:t>
+      </w:r>
+      <w:proofErr w:type="spellEnd"/>
+      <w:r>
+        <w:rPr>
+          <w:lang w:val="en-US"/>
+        </w:rPr>
+        <w:t>) {</w:t>
+      </w:r>
+    </w:p>
+    <w:p>
+      <w:pPr>
+        <w:pStyle w:val="11"/>
+        <w:rPr>
+          <w:lang w:val="en-US"/>
+        </w:rPr>
+      </w:pPr>
+      <w:r>
+        <w:rPr>
+          <w:lang w:val="en-US"/>
+        </w:rPr>
+        <w:t>                result[</w:t>
+      </w:r>
+      <w:proofErr w:type="spellStart"/>
+      <w:r>
+        <w:rPr>
+          <w:lang w:val="en-US"/>
+        </w:rPr>
+        <w:t>i</w:t>
+      </w:r>
+      <w:proofErr w:type="spellEnd"/>
+      <w:r>
+        <w:rPr>
+          <w:lang w:val="en-US"/>
+        </w:rPr>
+        <w:t xml:space="preserve">][j] = </w:t>
+      </w:r>
+      <w:proofErr w:type="spellStart"/>
+      <w:r>
+        <w:rPr>
+          <w:lang w:val="en-US"/>
+        </w:rPr>
+        <w:t>this.data</w:t>
+      </w:r>
+      <w:proofErr w:type="spellEnd"/>
+      <w:r>
+        <w:rPr>
+          <w:lang w:val="en-US"/>
+        </w:rPr>
+        <w:t>[</w:t>
+      </w:r>
+      <w:proofErr w:type="spellStart"/>
+      <w:r>
+        <w:rPr>
+          <w:lang w:val="en-US"/>
+        </w:rPr>
+        <w:t>i</w:t>
+      </w:r>
+      <w:proofErr w:type="spellEnd"/>
+      <w:r>
+        <w:rPr>
+          <w:lang w:val="en-US"/>
+        </w:rPr>
+        <w:t xml:space="preserve">][j] + </w:t>
+      </w:r>
+      <w:proofErr w:type="spellStart"/>
+      <w:r>
+        <w:rPr>
+          <w:lang w:val="en-US"/>
+        </w:rPr>
+        <w:t>other.data</w:t>
+      </w:r>
+      <w:proofErr w:type="spellEnd"/>
+      <w:r>
+        <w:rPr>
+          <w:lang w:val="en-US"/>
+        </w:rPr>
+        <w:t>[</w:t>
+      </w:r>
+      <w:proofErr w:type="spellStart"/>
+      <w:r>
+        <w:rPr>
+          <w:lang w:val="en-US"/>
+        </w:rPr>
+        <w:t>i</w:t>
+      </w:r>
+      <w:proofErr w:type="spellEnd"/>
+      <w:r>
+        <w:rPr>
+          <w:lang w:val="en-US"/>
+        </w:rPr>
+        <w:t>][j];</w:t>
+      </w:r>
+    </w:p>
+    <w:p>
+      <w:pPr>
+        <w:pStyle w:val="11"/>
+        <w:rPr>
+          <w:lang w:val="en-US"/>
+        </w:rPr>
+      </w:pPr>
+      <w:r>
+        <w:rPr>
+          <w:lang w:val="en-US"/>
+        </w:rPr>
+        <w:t>            }</w:t>
+      </w:r>
+    </w:p>
+    <w:p>
+      <w:pPr>
+        <w:pStyle w:val="11"/>
+        <w:rPr>
+          <w:lang w:val="en-US"/>
+        </w:rPr>
+      </w:pPr>
+      <w:r>
+        <w:rPr>
+          <w:lang w:val="en-US"/>
+        </w:rPr>
+        <w:t>        }</w:t>
+      </w:r>
+    </w:p>
+    <w:p>
+      <w:pPr>
+        <w:pStyle w:val="11"/>
+        <w:rPr>
+          <w:lang w:val="en-US"/>
+        </w:rPr>
+      </w:pPr>
+    </w:p>
+    <w:p>
+      <w:pPr>
+        <w:pStyle w:val="11"/>
+        <w:rPr>
+          <w:lang w:val="en-US"/>
+        </w:rPr>
+      </w:pPr>
+      <w:r>
+        <w:rPr>
+          <w:lang w:val="en-US"/>
+        </w:rPr>
+        <w:t>        return new Matrix(result);</w:t>
+      </w:r>
+    </w:p>
+    <w:p>
+      <w:pPr>
+        <w:pStyle w:val="11"/>
+        <w:rPr>
+          <w:lang w:val="en-US"/>
+        </w:rPr>
+      </w:pPr>
+      <w:r>
+        <w:rPr>
+          <w:lang w:val="en-US"/>
+        </w:rPr>
+        <w:lastRenderedPageBreak/>
+        <w:t>    }</w:t>
+      </w:r>
+    </w:p>
+    <w:p>
+      <w:pPr>
+        <w:pStyle w:val="11"/>
+        <w:rPr>
+          <w:lang w:val="en-US"/>
+        </w:rPr>
+      </w:pPr>
+    </w:p>
+    <w:p>
+      <w:pPr>
+        <w:pStyle w:val="11"/>
+        <w:rPr>
+          <w:lang w:val="en-US"/>
+        </w:rPr>
+      </w:pPr>
+      <w:r>
+        <w:rPr>
+          <w:lang w:val="en-US"/>
+        </w:rPr>
+        <w:t xml:space="preserve">    // </w:t>
+      </w:r>
+      <w:r>
+        <w:t>вывод</w:t>
+      </w:r>
+    </w:p>
+    <w:p>
+      <w:pPr>
+        <w:pStyle w:val="11"/>
+        <w:rPr>
+          <w:lang w:val="en-US"/>
+        </w:rPr>
+      </w:pPr>
+      <w:r>
+        <w:rPr>
+          <w:lang w:val="en-US"/>
+        </w:rPr>
+        <w:t xml:space="preserve">    public String </w:t>
+      </w:r>
+      <w:proofErr w:type="spellStart"/>
+      <w:proofErr w:type="gramStart"/>
+      <w:r>
+        <w:rPr>
+          <w:lang w:val="en-US"/>
+        </w:rPr>
+        <w:t>toString</w:t>
+      </w:r>
+      <w:proofErr w:type="spellEnd"/>
+      <w:r>
+        <w:rPr>
+          <w:lang w:val="en-US"/>
+        </w:rPr>
+        <w:t>(</w:t>
+      </w:r>
+      <w:proofErr w:type="gramEnd"/>
+      <w:r>
+        <w:rPr>
+          <w:lang w:val="en-US"/>
+        </w:rPr>
+        <w:t>) {</w:t>
+      </w:r>
+    </w:p>
+    <w:p>
+      <w:pPr>
+        <w:pStyle w:val="11"/>
+        <w:rPr>
+          <w:lang w:val="en-US"/>
+        </w:rPr>
+      </w:pPr>
+      <w:r>
+        <w:rPr>
+          <w:lang w:val="en-US"/>
+        </w:rPr>
+        <w:t xml:space="preserve">        StringBuilder sb = new </w:t>
+      </w:r>
+      <w:proofErr w:type="gramStart"/>
+      <w:r>
+        <w:rPr>
+          <w:lang w:val="en-US"/>
+        </w:rPr>
+        <w:t>StringBuilder(</w:t>
+      </w:r>
+      <w:proofErr w:type="gramEnd"/>
+      <w:r>
+        <w:rPr>
+          <w:lang w:val="en-US"/>
+        </w:rPr>
+        <w:t>);</w:t>
+      </w:r>
+    </w:p>
+    <w:p>
+      <w:pPr>
+        <w:pStyle w:val="11"/>
+        <w:rPr>
+          <w:lang w:val="en-US"/>
+        </w:rPr>
+      </w:pPr>
+      <w:r>
+        <w:rPr>
+          <w:lang w:val="en-US"/>
+        </w:rPr>
+        <w:t>        //</w:t>
+      </w:r>
+      <w:r>
+        <w:t>перевод</w:t>
+      </w:r>
+      <w:r>
+        <w:rPr>
+          <w:lang w:val="en-US"/>
+        </w:rPr>
+        <w:t xml:space="preserve"> </w:t>
+      </w:r>
+      <w:r>
+        <w:t>в</w:t>
+      </w:r>
+      <w:r>
+        <w:rPr>
+          <w:lang w:val="en-US"/>
+        </w:rPr>
+        <w:t xml:space="preserve"> </w:t>
+      </w:r>
+      <w:r>
+        <w:t>консольный</w:t>
+      </w:r>
+      <w:r>
+        <w:rPr>
+          <w:lang w:val="en-US"/>
+        </w:rPr>
+        <w:t xml:space="preserve"> </w:t>
+      </w:r>
+      <w:r>
+        <w:t>вид</w:t>
+      </w:r>
+    </w:p>
+    <w:p>
+      <w:pPr>
+        <w:pStyle w:val="11"/>
+        <w:rPr>
+          <w:lang w:val="en-US"/>
+        </w:rPr>
+      </w:pPr>
+      <w:r>
+        <w:rPr>
+          <w:lang w:val="en-US"/>
+        </w:rPr>
+        <w:t>        for (</w:t>
+      </w:r>
+      <w:proofErr w:type="gramStart"/>
+      <w:r>
+        <w:rPr>
+          <w:lang w:val="en-US"/>
+        </w:rPr>
+        <w:t>int[</w:t>
+      </w:r>
+      <w:proofErr w:type="gramEnd"/>
+      <w:r>
+        <w:rPr>
+          <w:lang w:val="en-US"/>
+        </w:rPr>
+        <w:t xml:space="preserve">] </w:t>
+      </w:r>
+      <w:proofErr w:type="gramStart"/>
+      <w:r>
+        <w:rPr>
+          <w:lang w:val="en-US"/>
+        </w:rPr>
+        <w:t>row :</w:t>
+      </w:r>
+      <w:proofErr w:type="gramEnd"/>
+      <w:r>
+        <w:rPr>
+          <w:lang w:val="en-US"/>
+        </w:rPr>
+        <w:t xml:space="preserve"> data) {</w:t>
+      </w:r>
+    </w:p>
+    <w:p>
+      <w:pPr>
+        <w:pStyle w:val="11"/>
+        <w:rPr>
+          <w:lang w:val="en-US"/>
+        </w:rPr>
+      </w:pPr>
+      <w:r>
+        <w:rPr>
+          <w:lang w:val="en-US"/>
+        </w:rPr>
+        <w:t xml:space="preserve">            for (int </w:t>
+      </w:r>
+      <w:proofErr w:type="spellStart"/>
+      <w:proofErr w:type="gramStart"/>
+      <w:r>
+        <w:rPr>
+          <w:lang w:val="en-US"/>
+        </w:rPr>
+        <w:t>val</w:t>
+      </w:r>
+      <w:proofErr w:type="spellEnd"/>
+      <w:r>
+        <w:rPr>
+          <w:lang w:val="en-US"/>
+        </w:rPr>
+        <w:t xml:space="preserve"> :</w:t>
+      </w:r>
+      <w:proofErr w:type="gramEnd"/>
+      <w:r>
+        <w:rPr>
+          <w:lang w:val="en-US"/>
+        </w:rPr>
+        <w:t xml:space="preserve"> row) {</w:t>
+      </w:r>
+    </w:p>
+    <w:p>
+      <w:pPr>
+        <w:pStyle w:val="11"/>
+        <w:rPr>
+          <w:lang w:val="en-US"/>
+        </w:rPr>
+      </w:pPr>
+      <w:r>
+        <w:rPr>
+          <w:lang w:val="en-US"/>
+        </w:rPr>
+        <w:t xml:space="preserve">                </w:t>
+      </w:r>
+      <w:proofErr w:type="spellStart"/>
+      <w:proofErr w:type="gramStart"/>
+      <w:r>
+        <w:rPr>
+          <w:lang w:val="en-US"/>
+        </w:rPr>
+        <w:t>sb.append</w:t>
+      </w:r>
+      <w:proofErr w:type="spellEnd"/>
+      <w:proofErr w:type="gramEnd"/>
+      <w:r>
+        <w:rPr>
+          <w:lang w:val="en-US"/>
+        </w:rPr>
+        <w:t>(</w:t>
+      </w:r>
+      <w:proofErr w:type="spellStart"/>
+      <w:r>
+        <w:rPr>
+          <w:lang w:val="en-US"/>
+        </w:rPr>
+        <w:t>val</w:t>
+      </w:r>
+      <w:proofErr w:type="spellEnd"/>
+      <w:proofErr w:type="gramStart"/>
+      <w:r>
+        <w:rPr>
+          <w:lang w:val="en-US"/>
+        </w:rPr>
+        <w:t>).append</w:t>
+      </w:r>
+      <w:proofErr w:type="gramEnd"/>
+      <w:r>
+        <w:rPr>
+          <w:lang w:val="en-US"/>
+        </w:rPr>
+        <w:t>("\t");</w:t>
+      </w:r>
+    </w:p>
+    <w:p>
+      <w:pPr>
+        <w:pStyle w:val="11"/>
+        <w:rPr>
+          <w:lang w:val="en-US"/>
+        </w:rPr>
+      </w:pPr>
+      <w:r>
+        <w:rPr>
+          <w:lang w:val="en-US"/>
+        </w:rPr>
+        <w:t>            }</w:t>
+      </w:r>
+    </w:p>
+    <w:p>
+      <w:pPr>
+        <w:pStyle w:val="11"/>
+        <w:rPr>
+          <w:lang w:val="en-US"/>
+        </w:rPr>
+      </w:pPr>
+      <w:r>
+        <w:rPr>
+          <w:lang w:val="en-US"/>
+        </w:rPr>
+        <w:t xml:space="preserve">            </w:t>
+      </w:r>
+      <w:proofErr w:type="spellStart"/>
+      <w:proofErr w:type="gramStart"/>
+      <w:r>
+        <w:rPr>
+          <w:lang w:val="en-US"/>
+        </w:rPr>
+        <w:t>sb.append</w:t>
+      </w:r>
+      <w:proofErr w:type="spellEnd"/>
+      <w:proofErr w:type="gramEnd"/>
+      <w:r>
+        <w:rPr>
+          <w:lang w:val="en-US"/>
+        </w:rPr>
+        <w:t>("\n");</w:t>
+      </w:r>
+    </w:p>
+    <w:p>
+      <w:pPr>
+        <w:pStyle w:val="11"/>
+        <w:rPr>
+          <w:lang w:val="en-US"/>
+        </w:rPr>
+      </w:pPr>
+      <w:r>
+        <w:rPr>
+          <w:lang w:val="en-US"/>
+        </w:rPr>
+        <w:t>        }</w:t>
+      </w:r>
+    </w:p>
+    <w:p>
+      <w:pPr>
+        <w:pStyle w:val="11"/>
+        <w:rPr>
+          <w:lang w:val="en-US"/>
+        </w:rPr>
+      </w:pPr>
+    </w:p>
+    <w:p>
+      <w:pPr>
+        <w:pStyle w:val="11"/>
+        <w:rPr>
+          <w:lang w:val="en-US"/>
+        </w:rPr>
+      </w:pPr>
+      <w:r>
+        <w:rPr>
+          <w:lang w:val="en-US"/>
+        </w:rPr>
+        <w:t xml:space="preserve">        return </w:t>
+      </w:r>
+      <w:proofErr w:type="spellStart"/>
+      <w:proofErr w:type="gramStart"/>
+      <w:r>
+        <w:rPr>
+          <w:lang w:val="en-US"/>
+        </w:rPr>
+        <w:t>sb.toString</w:t>
+      </w:r>
+      <w:proofErr w:type="spellEnd"/>
+      <w:proofErr w:type="gramEnd"/>
+      <w:r>
+        <w:rPr>
+          <w:lang w:val="en-US"/>
+        </w:rPr>
+        <w:t>();</w:t>
+      </w:r>
+    </w:p>
+    <w:p>
+      <w:pPr>
+        <w:pStyle w:val="11"/>
+      </w:pPr>
+      <w:r>
+        <w:rPr>
+          <w:lang w:val="en-US"/>
+        </w:rPr>
+        <w:t xml:space="preserve">    </w:t>
+      </w:r>
+      <w:r>
+        <w:t>}</w:t>
+      </w:r>
+    </w:p>
+    <w:p>
+      <w:pPr>
+        <w:pStyle w:val="11"/>
+      </w:pPr>
+      <w:r>
+        <w:t>}</w:t>
+      </w:r>
+    </w:p>
+    <w:p>
+      <w:pPr>
+        <w:spacing w:after="160" w:line="259" w:lineRule="auto"/>
+        <w:rPr>
+          <w:rFonts w:cs="Times New Roman"/>
+          <w:sz w:val="24"/>
+          <w:szCs w:val="24"/>
+        </w:rPr>
+      </w:pPr>
+      <w:r>
+        <w:br w:type="page"/>
+      </w:r>
+    </w:p>
+    <w:p>
+      <w:pPr>
+        <w:pStyle w:val="11"/>
+      </w:pPr>
+    </w:p>
+    <w:p>
+      <w:pPr>
+        <w:rPr>
+          <w:rFonts w:cs="Times New Roman"/>
+          <w:b/>
+          <w:bCs/>
+          <w:szCs w:val="28"/>
+        </w:rPr>
+      </w:pPr>
+      <w:r>
+        <w:rPr>
+          <w:rFonts w:cs="Times New Roman"/>
+          <w:b/>
+          <w:bCs/>
+          <w:szCs w:val="28"/>
+        </w:rPr>
+        <w:t>Примеры работы</w:t>
+      </w:r>
+    </w:p>
+    <w:p>
+      <w:pPr>
+        <w:pStyle w:val="11"/>
+        <w:jc w:val="center"/>
+      </w:pPr>
+      <w:r>
+        <w:drawing>
+          <wp:inline distT="0" distB="0" distL="0" distR="0" wp14:anchorId="2C6DAA0B" wp14:editId="0621394C">
+            <wp:extent cx="4267796" cy="2276793"/>
+            <wp:effectExtent l="0" t="0" r="0" b="9525"/>
+            <wp:docPr id="353249201" name="Рисунок 1"/>
+            <wp:cNvGraphicFramePr>
+              <a:graphicFrameLocks xmlns:a="http://schemas.openxmlformats.org/drawingml/2006/main" noChangeAspect="1"/>
+            </wp:cNvGraphicFramePr>
+            <a:graphic xmlns:a="http://schemas.openxmlformats.org/drawingml/2006/main">
+              <a:graphicData uri="http://schemas.openxmlformats.org/drawingml/2006/picture">
+                <pic:pic xmlns:pic="http://schemas.openxmlformats.org/drawingml/2006/picture">
+                  <pic:nvPicPr>
+                    <pic:cNvPr id="353249201" name=""/>
+                    <pic:cNvPicPr/>
+                  </pic:nvPicPr>
+                  <pic:blipFill>
+                    <a:blip r:embed="rId8"/>
+                    <a:stretch>
+                      <a:fillRect/>
+                    </a:stretch>
+                  </pic:blipFill>
+                  <pic:spPr>
+                    <a:xfrm>
+                      <a:off x="0" y="0"/>
+                      <a:ext cx="4267796" cy="2276793"/>
+                    </a:xfrm>
+                    <a:prstGeom prst="rect">
+                      <a:avLst/>
+                    </a:prstGeom>
+                  </pic:spPr>
+                </pic:pic>
+              </a:graphicData>
+            </a:graphic>
+          </wp:inline>
+        </w:drawing>
+      </w:r>
+    </w:p>
+    <w:p>
+      <w:pPr>
+        <w:pStyle w:val="11"/>
+        <w:jc w:val="center"/>
+      </w:pPr>
+      <w:r>
+        <w:t xml:space="preserve">Рисунок </w:t>
+      </w:r>
+      <w:fldSimple w:instr=" SEQ Рисунок \* ARABIC ">
+        <w:r>
+          <w:rPr>
+            <w:noProof/>
+          </w:rPr>
+          <w:t>1</w:t>
+        </w:r>
+      </w:fldSimple>
+      <w:r>
+        <w:t xml:space="preserve"> - проверка работы с правильными данными</w:t>
+      </w:r>
+    </w:p>
+    <w:p>
+      <w:pPr>
+        <w:pStyle w:val="11"/>
+        <w:jc w:val="center"/>
+      </w:pPr>
+      <w:r>
+        <w:rPr>
+          <w:lang w:val="en-US"/>
+        </w:rPr>
+        <w:drawing>
+          <wp:inline distT="0" distB="0" distL="0" distR="0" wp14:anchorId="3A6C9099" wp14:editId="71F402F7">
+            <wp:extent cx="5315692" cy="2705478"/>
+            <wp:effectExtent l="0" t="0" r="0" b="0"/>
+            <wp:docPr id="453413003" name="Рисунок 1"/>
+            <wp:cNvGraphicFramePr>
+              <a:graphicFrameLocks xmlns:a="http://schemas.openxmlformats.org/drawingml/2006/main" noChangeAspect="1"/>
+            </wp:cNvGraphicFramePr>
+            <a:graphic xmlns:a="http://schemas.openxmlformats.org/drawingml/2006/main">
+              <a:graphicData uri="http://schemas.openxmlformats.org/drawingml/2006/picture">
+                <pic:pic xmlns:pic="http://schemas.openxmlformats.org/drawingml/2006/picture">
+                  <pic:nvPicPr>
+                    <pic:cNvPr id="453413003" name=""/>
+                    <pic:cNvPicPr/>
+                  </pic:nvPicPr>
+                  <pic:blipFill>
+                    <a:blip r:embed="rId9"/>
+                    <a:stretch>
+                      <a:fillRect/>
+                    </a:stretch>
+                  </pic:blipFill>
+                  <pic:spPr>
+                    <a:xfrm>
+                      <a:off x="0" y="0"/>
+                      <a:ext cx="5315692" cy="2705478"/>
+                    </a:xfrm>
+                    <a:prstGeom prst="rect">
+                      <a:avLst/>
+                    </a:prstGeom>
+                  </pic:spPr>
+                </pic:pic>
+              </a:graphicData>
+            </a:graphic>
+          </wp:inline>
+        </w:drawing>
+      </w:r>
+    </w:p>
+    <w:p>
+      <w:pPr>
+        <w:pStyle w:val="11"/>
+        <w:jc w:val="center"/>
+      </w:pPr>
+      <w:r>
+        <w:t xml:space="preserve">Рисунок </w:t>
+      </w:r>
+      <w:fldSimple w:instr=" SEQ Рисунок \* ARABIC ">
+        <w:r>
+          <w:rPr>
+            <w:noProof/>
+          </w:rPr>
+          <w:t>2</w:t>
+        </w:r>
+      </w:fldSimple>
+      <w:r>
+        <w:t xml:space="preserve"> - проверка работы с правильными данными</w:t>
+      </w:r>
+    </w:p>
+    <w:p>
+      <w:pPr>
+        <w:pStyle w:val="11"/>
+        <w:jc w:val="center"/>
+      </w:pPr>
+      <w:r>
+        <w:rPr>
+          <w:lang w:val="en-US"/>
+        </w:rPr>
+        <w:lastRenderedPageBreak/>
+        <w:drawing>
+          <wp:inline distT="0" distB="0" distL="0" distR="0" wp14:anchorId="2FBFDA8A" wp14:editId="08329AED">
+            <wp:extent cx="5940425" cy="5591175"/>
+            <wp:effectExtent l="0" t="0" r="3175" b="9525"/>
+            <wp:docPr id="1298556499" name="Рисунок 1"/>
+            <wp:cNvGraphicFramePr>
+              <a:graphicFrameLocks xmlns:a="http://schemas.openxmlformats.org/drawingml/2006/main" noChangeAspect="1"/>
+            </wp:cNvGraphicFramePr>
+            <a:graphic xmlns:a="http://schemas.openxmlformats.org/drawingml/2006/main">
+              <a:graphicData uri="http://schemas.openxmlformats.org/drawingml/2006/picture">
+                <pic:pic xmlns:pic="http://schemas.openxmlformats.org/drawingml/2006/picture">
+                  <pic:nvPicPr>
+                    <pic:cNvPr id="1298556499" name=""/>
+                    <pic:cNvPicPr/>
+                  </pic:nvPicPr>
+                  <pic:blipFill>
+                    <a:blip r:embed="rId10"/>
+                    <a:stretch>
+                      <a:fillRect/>
+                    </a:stretch>
+                  </pic:blipFill>
+                  <pic:spPr>
+                    <a:xfrm>
+                      <a:off x="0" y="0"/>
+                      <a:ext cx="5940425" cy="5591175"/>
+                    </a:xfrm>
+                    <a:prstGeom prst="rect">
+                      <a:avLst/>
+                    </a:prstGeom>
+                  </pic:spPr>
+                </pic:pic>
+              </a:graphicData>
+            </a:graphic>
+          </wp:inline>
+        </w:drawing>
+      </w:r>
+    </w:p>
+    <w:p>
+      <w:pPr>
+        <w:pStyle w:val="11"/>
+        <w:jc w:val="center"/>
+      </w:pPr>
+      <w:r>
+        <w:t xml:space="preserve">Рисунок </w:t>
+      </w:r>
+      <w:fldSimple w:instr=" SEQ Рисунок \* ARABIC ">
+        <w:r>
+          <w:rPr>
+            <w:noProof/>
+          </w:rPr>
+          <w:t>3</w:t>
+        </w:r>
+      </w:fldSimple>
+      <w:r>
+        <w:t xml:space="preserve"> - пример работы при вводе матриц разного размера</w:t>
+      </w:r>
+    </w:p>
+    <w:p>
+      <w:pPr>
+        <w:ind w:left="360"/>
+        <w:rPr>
+          <w:rFonts w:cs="Times New Roman"/>
+          <w:szCs w:val="28"/>
+        </w:rPr>
+      </w:pPr>
+    </w:p>
+    <w:p>
+      <w:pPr>
+        <w:ind w:left="360"/>
+        <w:rPr>
+          <w:rFonts w:cs="Times New Roman"/>
+          <w:szCs w:val="28"/>
+        </w:rPr>
+      </w:pPr>
     </w:p>
     <w:sectPr>
       <w:pgSz w:w="11906" w:h="16838"/>
